--- a/lessons/7-4/downloads/reveal/7.4-session-1-practice-form-b.docx
+++ b/lessons/7-4/downloads/reveal/7.4-session-1-practice-form-b.docx
@@ -15,7 +15,7 @@
         <w:rPr>
           <w:rFonts w:ascii="Avenir Next" w:hAnsi="Avenir Next" w:cs="Avenir Next" w:eastAsia="Avenir Next"/>
           <w:color w:val="1A1A1A"/>
-          <w:sz w:val="20"/>
+          <w:sz w:val="22"/>
           <w:szCs w:val="20"/>
         </w:rPr>
         <w:t xml:space="preserve">Name</w:t>
@@ -33,7 +33,7 @@
         <w:rPr>
           <w:rFonts w:ascii="Avenir Next" w:hAnsi="Avenir Next" w:cs="Avenir Next" w:eastAsia="Avenir Next"/>
           <w:color w:val="1A1A1A"/>
-          <w:sz w:val="20"/>
+          <w:sz w:val="22"/>
           <w:szCs w:val="20"/>
         </w:rPr>
         <w:t xml:space="preserve">   Date</w:t>
@@ -51,7 +51,7 @@
         <w:rPr>
           <w:rFonts w:ascii="Avenir Next" w:hAnsi="Avenir Next" w:cs="Avenir Next" w:eastAsia="Avenir Next"/>
           <w:color w:val="1A1A1A"/>
-          <w:sz w:val="20"/>
+          <w:sz w:val="22"/>
           <w:szCs w:val="20"/>
         </w:rPr>
         <w:t xml:space="preserve">   Period</w:t>
@@ -78,7 +78,7 @@
           <w:caps/>
           <w:color w:val="003A70"/>
           <w:spacing w:val="12"/>
-          <w:sz w:val="19"/>
+          <w:sz w:val="22"/>
           <w:szCs w:val="19"/>
         </w:rPr>
         <w:t xml:space="preserve">Lesson 7-4  ·  Session 1  ·  Practice  ·  Form B</w:t>
@@ -86,6 +86,7 @@
     </w:p>
     <w:p>
       <w:pPr>
+        <w:pStyle w:val="Heading1"/>
         <w:keepNext/>
         <w:spacing w:before="0" w:after="10" w:line="240" w:lineRule="auto"/>
       </w:pPr>
@@ -111,7 +112,7 @@
         <w:rPr>
           <w:rFonts w:ascii="Avenir Next" w:hAnsi="Avenir Next" w:cs="Avenir Next" w:eastAsia="Avenir Next"/>
           <w:color w:val="5A5F66"/>
-          <w:sz w:val="17"/>
+          <w:sz w:val="22"/>
           <w:szCs w:val="17"/>
         </w:rPr>
         <w:t xml:space="preserve">Learning target — I can compare two rational numbers using their positions on a number line.</w:t>
@@ -128,7 +129,7 @@
     </w:p>
     <w:p>
       <w:pPr>
-        <w:spacing w:before="0" w:after="0" w:line="60" w:lineRule="auto"/>
+        <w:spacing w:before="0" w:after="0" w:line="50" w:lineRule="exact"/>
       </w:pPr>
     </w:p>
     <w:tbl>
@@ -167,6 +168,7 @@
           </w:tcPr>
           <w:p>
             <w:pPr>
+              <w:pStyle w:val="Heading2"/>
               <w:spacing w:before="0" w:after="40" w:line="264" w:lineRule="auto"/>
             </w:pPr>
             <w:r>
@@ -194,44 +196,44 @@
                 <w:rFonts w:ascii="Avenir Next" w:hAnsi="Avenir Next" w:cs="Avenir Next" w:eastAsia="Avenir Next"/>
                 <w:b/>
                 <w:color w:val="003A70"/>
+                <w:sz w:val="22"/>
+                <w:szCs w:val="18"/>
+              </w:rPr>
+              <w:t xml:space="preserve">•</w:t>
+            </w:r>
+            <w:r>
+              <w:rPr>
+                <w:rFonts w:ascii="Avenir Next" w:hAnsi="Avenir Next" w:cs="Avenir Next" w:eastAsia="Avenir Next"/>
+                <w:color w:val="1A1A1A"/>
                 <w:sz w:val="18"/>
                 <w:szCs w:val="18"/>
               </w:rPr>
-              <w:t xml:space="preserve">•</w:t>
-            </w:r>
-            <w:r>
-              <w:rPr>
-                <w:rFonts w:ascii="Avenir Next" w:hAnsi="Avenir Next" w:cs="Avenir Next" w:eastAsia="Avenir Next"/>
-                <w:color w:val="1A1A1A"/>
-                <w:sz w:val="18"/>
+              <w:tab/>
+            </w:r>
+            <w:r>
+              <w:rPr>
+                <w:rFonts w:ascii="Avenir Next" w:hAnsi="Avenir Next" w:cs="Avenir Next" w:eastAsia="Avenir Next"/>
+                <w:color w:val="1A1A1A"/>
+                <w:sz w:val="22"/>
                 <w:szCs w:val="18"/>
               </w:rPr>
-              <w:tab/>
-            </w:r>
-            <w:r>
-              <w:rPr>
-                <w:rFonts w:ascii="Avenir Next" w:hAnsi="Avenir Next" w:cs="Avenir Next" w:eastAsia="Avenir Next"/>
-                <w:color w:val="1A1A1A"/>
-                <w:sz w:val="18"/>
+              <w:t xml:space="preserve">On a number line, the number </w:t>
+            </w:r>
+            <w:r>
+              <w:rPr>
+                <w:rFonts w:ascii="Avenir Next" w:hAnsi="Avenir Next" w:cs="Avenir Next" w:eastAsia="Avenir Next"/>
+                <w:b/>
+                <w:color w:val="1A1A1A"/>
+                <w:sz w:val="22"/>
                 <w:szCs w:val="18"/>
               </w:rPr>
-              <w:t xml:space="preserve">On a number line, the number </w:t>
-            </w:r>
-            <w:r>
-              <w:rPr>
-                <w:rFonts w:ascii="Avenir Next" w:hAnsi="Avenir Next" w:cs="Avenir Next" w:eastAsia="Avenir Next"/>
-                <w:b/>
-                <w:color w:val="1A1A1A"/>
-                <w:sz w:val="18"/>
-                <w:szCs w:val="18"/>
-              </w:rPr>
               <w:t xml:space="preserve">farther right is greater</w:t>
             </w:r>
             <w:r>
               <w:rPr>
                 <w:rFonts w:ascii="Avenir Next" w:hAnsi="Avenir Next" w:cs="Avenir Next" w:eastAsia="Avenir Next"/>
                 <w:color w:val="1A1A1A"/>
-                <w:sz w:val="18"/>
+                <w:sz w:val="22"/>
                 <w:szCs w:val="18"/>
               </w:rPr>
               <w:t xml:space="preserve">. Any positive number is greater than any negative number.</w:t>
@@ -250,44 +252,44 @@
                 <w:rFonts w:ascii="Avenir Next" w:hAnsi="Avenir Next" w:cs="Avenir Next" w:eastAsia="Avenir Next"/>
                 <w:b/>
                 <w:color w:val="003A70"/>
+                <w:sz w:val="22"/>
+                <w:szCs w:val="18"/>
+              </w:rPr>
+              <w:t xml:space="preserve">•</w:t>
+            </w:r>
+            <w:r>
+              <w:rPr>
+                <w:rFonts w:ascii="Avenir Next" w:hAnsi="Avenir Next" w:cs="Avenir Next" w:eastAsia="Avenir Next"/>
+                <w:color w:val="1A1A1A"/>
                 <w:sz w:val="18"/>
                 <w:szCs w:val="18"/>
               </w:rPr>
-              <w:t xml:space="preserve">•</w:t>
-            </w:r>
-            <w:r>
-              <w:rPr>
-                <w:rFonts w:ascii="Avenir Next" w:hAnsi="Avenir Next" w:cs="Avenir Next" w:eastAsia="Avenir Next"/>
-                <w:color w:val="1A1A1A"/>
-                <w:sz w:val="18"/>
+              <w:tab/>
+            </w:r>
+            <w:r>
+              <w:rPr>
+                <w:rFonts w:ascii="Avenir Next" w:hAnsi="Avenir Next" w:cs="Avenir Next" w:eastAsia="Avenir Next"/>
+                <w:color w:val="1A1A1A"/>
+                <w:sz w:val="22"/>
                 <w:szCs w:val="18"/>
               </w:rPr>
-              <w:tab/>
-            </w:r>
-            <w:r>
-              <w:rPr>
-                <w:rFonts w:ascii="Avenir Next" w:hAnsi="Avenir Next" w:cs="Avenir Next" w:eastAsia="Avenir Next"/>
-                <w:color w:val="1A1A1A"/>
-                <w:sz w:val="18"/>
+              <w:t xml:space="preserve">For negatives, the one </w:t>
+            </w:r>
+            <w:r>
+              <w:rPr>
+                <w:rFonts w:ascii="Avenir Next" w:hAnsi="Avenir Next" w:cs="Avenir Next" w:eastAsia="Avenir Next"/>
+                <w:b/>
+                <w:color w:val="1A1A1A"/>
+                <w:sz w:val="22"/>
                 <w:szCs w:val="18"/>
               </w:rPr>
-              <w:t xml:space="preserve">For negatives, the one </w:t>
-            </w:r>
-            <w:r>
-              <w:rPr>
-                <w:rFonts w:ascii="Avenir Next" w:hAnsi="Avenir Next" w:cs="Avenir Next" w:eastAsia="Avenir Next"/>
-                <w:b/>
-                <w:color w:val="1A1A1A"/>
-                <w:sz w:val="18"/>
-                <w:szCs w:val="18"/>
-              </w:rPr>
               <w:t xml:space="preserve">closer to 0</w:t>
             </w:r>
             <w:r>
               <w:rPr>
                 <w:rFonts w:ascii="Avenir Next" w:hAnsi="Avenir Next" w:cs="Avenir Next" w:eastAsia="Avenir Next"/>
                 <w:color w:val="1A1A1A"/>
-                <w:sz w:val="18"/>
+                <w:sz w:val="22"/>
                 <w:szCs w:val="18"/>
               </w:rPr>
               <w:t xml:space="preserve"> is greater. Bigger digits do not mean a bigger negative number: −13 &gt; −40.</w:t>
@@ -306,25 +308,25 @@
                 <w:rFonts w:ascii="Avenir Next" w:hAnsi="Avenir Next" w:cs="Avenir Next" w:eastAsia="Avenir Next"/>
                 <w:b/>
                 <w:color w:val="003A70"/>
+                <w:sz w:val="22"/>
+                <w:szCs w:val="18"/>
+              </w:rPr>
+              <w:t xml:space="preserve">•</w:t>
+            </w:r>
+            <w:r>
+              <w:rPr>
+                <w:rFonts w:ascii="Avenir Next" w:hAnsi="Avenir Next" w:cs="Avenir Next" w:eastAsia="Avenir Next"/>
+                <w:color w:val="1A1A1A"/>
                 <w:sz w:val="18"/>
                 <w:szCs w:val="18"/>
               </w:rPr>
-              <w:t xml:space="preserve">•</w:t>
-            </w:r>
-            <w:r>
-              <w:rPr>
-                <w:rFonts w:ascii="Avenir Next" w:hAnsi="Avenir Next" w:cs="Avenir Next" w:eastAsia="Avenir Next"/>
-                <w:color w:val="1A1A1A"/>
-                <w:sz w:val="18"/>
-                <w:szCs w:val="18"/>
-              </w:rPr>
               <w:tab/>
             </w:r>
             <w:r>
               <w:rPr>
                 <w:rFonts w:ascii="Avenir Next" w:hAnsi="Avenir Next" w:cs="Avenir Next" w:eastAsia="Avenir Next"/>
                 <w:color w:val="1A1A1A"/>
-                <w:sz w:val="18"/>
+                <w:sz w:val="22"/>
                 <w:szCs w:val="18"/>
               </w:rPr>
               <w:t xml:space="preserve">For decimals, use the same number of digits: −0.06 &gt; −0.60.</w:t>
@@ -339,6 +341,7 @@
           </w:tcPr>
           <w:p>
             <w:pPr>
+              <w:pStyle w:val="Heading2"/>
               <w:spacing w:before="0" w:after="40" w:line="264" w:lineRule="auto"/>
             </w:pPr>
             <w:r>
@@ -361,7 +364,7 @@
               <w:rPr>
                 <w:rFonts w:ascii="Avenir Next" w:hAnsi="Avenir Next" w:cs="Avenir Next" w:eastAsia="Avenir Next"/>
                 <w:color w:val="1A1A1A"/>
-                <w:sz w:val="17"/>
+                <w:sz w:val="22"/>
                 <w:szCs w:val="17"/>
               </w:rPr>
               <w:t xml:space="preserve">Compare −14 degrees and −5 degrees.</w:t>
@@ -380,25 +383,25 @@
                 <w:rFonts w:ascii="Avenir Next" w:hAnsi="Avenir Next" w:cs="Avenir Next" w:eastAsia="Avenir Next"/>
                 <w:b/>
                 <w:color w:val="003A70"/>
+                <w:sz w:val="22"/>
+                <w:szCs w:val="17"/>
+              </w:rPr>
+              <w:t xml:space="preserve">Step 1</w:t>
+            </w:r>
+            <w:r>
+              <w:rPr>
+                <w:rFonts w:ascii="Avenir Next" w:hAnsi="Avenir Next" w:cs="Avenir Next" w:eastAsia="Avenir Next"/>
+                <w:color w:val="1A1A1A"/>
                 <w:sz w:val="17"/>
                 <w:szCs w:val="17"/>
               </w:rPr>
-              <w:t xml:space="preserve">Step 1</w:t>
-            </w:r>
-            <w:r>
-              <w:rPr>
-                <w:rFonts w:ascii="Avenir Next" w:hAnsi="Avenir Next" w:cs="Avenir Next" w:eastAsia="Avenir Next"/>
-                <w:color w:val="1A1A1A"/>
-                <w:sz w:val="17"/>
-                <w:szCs w:val="17"/>
-              </w:rPr>
               <w:tab/>
             </w:r>
             <w:r>
               <w:rPr>
                 <w:rFonts w:ascii="Avenir Next" w:hAnsi="Avenir Next" w:cs="Avenir Next" w:eastAsia="Avenir Next"/>
                 <w:color w:val="1A1A1A"/>
-                <w:sz w:val="17"/>
+                <w:sz w:val="22"/>
                 <w:szCs w:val="17"/>
               </w:rPr>
               <w:t xml:space="preserve">Plot −14 and −5 on a number line.</w:t>
@@ -417,25 +420,25 @@
                 <w:rFonts w:ascii="Avenir Next" w:hAnsi="Avenir Next" w:cs="Avenir Next" w:eastAsia="Avenir Next"/>
                 <w:b/>
                 <w:color w:val="003A70"/>
+                <w:sz w:val="22"/>
+                <w:szCs w:val="17"/>
+              </w:rPr>
+              <w:t xml:space="preserve">Step 2</w:t>
+            </w:r>
+            <w:r>
+              <w:rPr>
+                <w:rFonts w:ascii="Avenir Next" w:hAnsi="Avenir Next" w:cs="Avenir Next" w:eastAsia="Avenir Next"/>
+                <w:color w:val="1A1A1A"/>
                 <w:sz w:val="17"/>
                 <w:szCs w:val="17"/>
               </w:rPr>
-              <w:t xml:space="preserve">Step 2</w:t>
-            </w:r>
-            <w:r>
-              <w:rPr>
-                <w:rFonts w:ascii="Avenir Next" w:hAnsi="Avenir Next" w:cs="Avenir Next" w:eastAsia="Avenir Next"/>
-                <w:color w:val="1A1A1A"/>
-                <w:sz w:val="17"/>
-                <w:szCs w:val="17"/>
-              </w:rPr>
               <w:tab/>
             </w:r>
             <w:r>
               <w:rPr>
                 <w:rFonts w:ascii="Avenir Next" w:hAnsi="Avenir Next" w:cs="Avenir Next" w:eastAsia="Avenir Next"/>
                 <w:color w:val="1A1A1A"/>
-                <w:sz w:val="17"/>
+                <w:sz w:val="22"/>
                 <w:szCs w:val="17"/>
               </w:rPr>
               <w:t xml:space="preserve">−5 is to the right of −14.</w:t>
@@ -454,25 +457,25 @@
                 <w:rFonts w:ascii="Avenir Next" w:hAnsi="Avenir Next" w:cs="Avenir Next" w:eastAsia="Avenir Next"/>
                 <w:b/>
                 <w:color w:val="003A70"/>
+                <w:sz w:val="22"/>
+                <w:szCs w:val="17"/>
+              </w:rPr>
+              <w:t xml:space="preserve">Step 3</w:t>
+            </w:r>
+            <w:r>
+              <w:rPr>
+                <w:rFonts w:ascii="Avenir Next" w:hAnsi="Avenir Next" w:cs="Avenir Next" w:eastAsia="Avenir Next"/>
+                <w:color w:val="1A1A1A"/>
                 <w:sz w:val="17"/>
                 <w:szCs w:val="17"/>
               </w:rPr>
-              <w:t xml:space="preserve">Step 3</w:t>
-            </w:r>
-            <w:r>
-              <w:rPr>
-                <w:rFonts w:ascii="Avenir Next" w:hAnsi="Avenir Next" w:cs="Avenir Next" w:eastAsia="Avenir Next"/>
-                <w:color w:val="1A1A1A"/>
-                <w:sz w:val="17"/>
-                <w:szCs w:val="17"/>
-              </w:rPr>
               <w:tab/>
             </w:r>
             <w:r>
               <w:rPr>
                 <w:rFonts w:ascii="Avenir Next" w:hAnsi="Avenir Next" w:cs="Avenir Next" w:eastAsia="Avenir Next"/>
                 <w:color w:val="1A1A1A"/>
-                <w:sz w:val="17"/>
+                <w:sz w:val="22"/>
                 <w:szCs w:val="17"/>
               </w:rPr>
               <w:t xml:space="preserve">Write the comparison: −14 &lt; −5.</w:t>
@@ -491,18 +494,18 @@
                 <w:rFonts w:ascii="Avenir Next" w:hAnsi="Avenir Next" w:cs="Avenir Next" w:eastAsia="Avenir Next"/>
                 <w:b/>
                 <w:color w:val="1A1A1A"/>
+                <w:sz w:val="22"/>
+                <w:szCs w:val="17"/>
+              </w:rPr>
+              <w:t xml:space="preserve">Answer</w:t>
+            </w:r>
+            <w:r>
+              <w:rPr>
+                <w:rFonts w:ascii="Avenir Next" w:hAnsi="Avenir Next" w:cs="Avenir Next" w:eastAsia="Avenir Next"/>
+                <w:color w:val="1A1A1A"/>
                 <w:sz w:val="17"/>
                 <w:szCs w:val="17"/>
               </w:rPr>
-              <w:t xml:space="preserve">Answer</w:t>
-            </w:r>
-            <w:r>
-              <w:rPr>
-                <w:rFonts w:ascii="Avenir Next" w:hAnsi="Avenir Next" w:cs="Avenir Next" w:eastAsia="Avenir Next"/>
-                <w:color w:val="1A1A1A"/>
-                <w:sz w:val="17"/>
-                <w:szCs w:val="17"/>
-              </w:rPr>
               <w:tab/>
             </w:r>
             <w:r>
@@ -510,7 +513,7 @@
                 <w:rFonts w:ascii="Avenir Next" w:hAnsi="Avenir Next" w:cs="Avenir Next" w:eastAsia="Avenir Next"/>
                 <w:b/>
                 <w:color w:val="1A1A1A"/>
-                <w:sz w:val="17"/>
+                <w:sz w:val="22"/>
                 <w:szCs w:val="17"/>
               </w:rPr>
               <w:t xml:space="preserve">−5 is greater; −14 is colder</w:t>
@@ -539,7 +542,7 @@
           <w:rFonts w:ascii="Avenir Next" w:hAnsi="Avenir Next" w:cs="Avenir Next" w:eastAsia="Avenir Next"/>
           <w:b/>
           <w:color w:val="1A1A1A"/>
-          <w:sz w:val="17"/>
+          <w:sz w:val="22"/>
           <w:szCs w:val="17"/>
         </w:rPr>
         <w:t xml:space="preserve">greater than</w:t>
@@ -549,7 +552,7 @@
           <w:rFonts w:ascii="Avenir Next" w:hAnsi="Avenir Next" w:cs="Avenir Next" w:eastAsia="Avenir Next"/>
           <w:i/>
           <w:color w:val="5A5F66"/>
-          <w:sz w:val="17"/>
+          <w:sz w:val="22"/>
           <w:szCs w:val="17"/>
         </w:rPr>
         <w:t xml:space="preserve"> (mayor que)</w:t>
@@ -558,7 +561,7 @@
         <w:rPr>
           <w:rFonts w:ascii="Avenir Next" w:hAnsi="Avenir Next" w:cs="Avenir Next" w:eastAsia="Avenir Next"/>
           <w:color w:val="5A5F66"/>
-          <w:sz w:val="17"/>
+          <w:sz w:val="22"/>
           <w:szCs w:val="17"/>
         </w:rPr>
         <w:t xml:space="preserve">   ·   </w:t>
@@ -568,7 +571,7 @@
           <w:rFonts w:ascii="Avenir Next" w:hAnsi="Avenir Next" w:cs="Avenir Next" w:eastAsia="Avenir Next"/>
           <w:b/>
           <w:color w:val="1A1A1A"/>
-          <w:sz w:val="17"/>
+          <w:sz w:val="22"/>
           <w:szCs w:val="17"/>
         </w:rPr>
         <w:t xml:space="preserve">less than</w:t>
@@ -578,7 +581,7 @@
           <w:rFonts w:ascii="Avenir Next" w:hAnsi="Avenir Next" w:cs="Avenir Next" w:eastAsia="Avenir Next"/>
           <w:i/>
           <w:color w:val="5A5F66"/>
-          <w:sz w:val="17"/>
+          <w:sz w:val="22"/>
           <w:szCs w:val="17"/>
         </w:rPr>
         <w:t xml:space="preserve"> (menor que)</w:t>
@@ -587,7 +590,7 @@
         <w:rPr>
           <w:rFonts w:ascii="Avenir Next" w:hAnsi="Avenir Next" w:cs="Avenir Next" w:eastAsia="Avenir Next"/>
           <w:color w:val="5A5F66"/>
-          <w:sz w:val="17"/>
+          <w:sz w:val="22"/>
           <w:szCs w:val="17"/>
         </w:rPr>
         <w:t xml:space="preserve">   ·   </w:t>
@@ -597,7 +600,7 @@
           <w:rFonts w:ascii="Avenir Next" w:hAnsi="Avenir Next" w:cs="Avenir Next" w:eastAsia="Avenir Next"/>
           <w:b/>
           <w:color w:val="1A1A1A"/>
-          <w:sz w:val="17"/>
+          <w:sz w:val="22"/>
           <w:szCs w:val="17"/>
         </w:rPr>
         <w:t xml:space="preserve">inequality</w:t>
@@ -607,7 +610,7 @@
           <w:rFonts w:ascii="Avenir Next" w:hAnsi="Avenir Next" w:cs="Avenir Next" w:eastAsia="Avenir Next"/>
           <w:i/>
           <w:color w:val="5A5F66"/>
-          <w:sz w:val="17"/>
+          <w:sz w:val="22"/>
           <w:szCs w:val="17"/>
         </w:rPr>
         <w:t xml:space="preserve"> (desigualdad)</w:t>
@@ -615,6 +618,7 @@
     </w:p>
     <w:p>
       <w:pPr>
+        <w:pStyle w:val="Heading2"/>
         <w:keepNext/>
         <w:pBdr>
           <w:bottom w:val="single" w:sz="8" w:space="3" w:color="003A70"/>
@@ -630,7 +634,7 @@
           <w:b/>
           <w:color w:val="003A70"/>
           <w:spacing w:val="14"/>
-          <w:sz w:val="19"/>
+          <w:sz w:val="22"/>
           <w:szCs w:val="19"/>
         </w:rPr>
         <w:t xml:space="preserve">PRACTICE</w:t>
@@ -649,7 +653,7 @@
           <w:rFonts w:ascii="Avenir Next" w:hAnsi="Avenir Next" w:cs="Avenir Next" w:eastAsia="Avenir Next"/>
           <w:i/>
           <w:color w:val="5A5F66"/>
-          <w:sz w:val="17"/>
+          <w:sz w:val="22"/>
           <w:szCs w:val="17"/>
         </w:rPr>
         <w:t xml:space="preserve">show your work · label units</w:t>
@@ -657,7 +661,7 @@
     </w:p>
     <w:p>
       <w:pPr>
-        <w:spacing w:before="0" w:after="0" w:line="20" w:lineRule="exact"/>
+        <w:spacing w:before="0" w:after="0" w:line="50" w:lineRule="exact"/>
       </w:pPr>
     </w:p>
     <w:tbl>
@@ -707,25 +711,25 @@
                 <w:rFonts w:ascii="Avenir Next" w:hAnsi="Avenir Next" w:cs="Avenir Next" w:eastAsia="Avenir Next"/>
                 <w:b/>
                 <w:color w:val="1A1A1A"/>
+                <w:sz w:val="22"/>
+                <w:szCs w:val="20"/>
+              </w:rPr>
+              <w:t xml:space="preserve">1.</w:t>
+            </w:r>
+            <w:r>
+              <w:rPr>
+                <w:rFonts w:ascii="Avenir Next" w:hAnsi="Avenir Next" w:cs="Avenir Next" w:eastAsia="Avenir Next"/>
+                <w:color w:val="1A1A1A"/>
                 <w:sz w:val="20"/>
                 <w:szCs w:val="20"/>
               </w:rPr>
-              <w:t xml:space="preserve">1.</w:t>
-            </w:r>
-            <w:r>
-              <w:rPr>
-                <w:rFonts w:ascii="Avenir Next" w:hAnsi="Avenir Next" w:cs="Avenir Next" w:eastAsia="Avenir Next"/>
-                <w:color w:val="1A1A1A"/>
-                <w:sz w:val="20"/>
-                <w:szCs w:val="20"/>
-              </w:rPr>
               <w:tab/>
             </w:r>
             <w:r>
               <w:rPr>
                 <w:rFonts w:ascii="Avenir Next" w:hAnsi="Avenir Next" w:cs="Avenir Next" w:eastAsia="Avenir Next"/>
                 <w:color w:val="1A1A1A"/>
-                <w:sz w:val="20"/>
+                <w:sz w:val="22"/>
                 <w:szCs w:val="20"/>
               </w:rPr>
               <w:t xml:space="preserve">Write &lt; or &gt; in each blank.</w:t>
@@ -780,7 +784,7 @@
                       <w:rFonts w:ascii="Avenir Next" w:hAnsi="Avenir Next" w:cs="Avenir Next" w:eastAsia="Avenir Next"/>
                       <w:b/>
                       <w:color w:val="003A70"/>
-                      <w:sz w:val="20"/>
+                      <w:sz w:val="22"/>
                       <w:szCs w:val="20"/>
                     </w:rPr>
                     <w:t xml:space="preserve">a.</w:t>
@@ -798,7 +802,7 @@
                     <w:rPr>
                       <w:rFonts w:ascii="Avenir Next" w:hAnsi="Avenir Next" w:cs="Avenir Next" w:eastAsia="Avenir Next"/>
                       <w:color w:val="1A1A1A"/>
-                      <w:sz w:val="20"/>
+                      <w:sz w:val="22"/>
                       <w:szCs w:val="20"/>
                     </w:rPr>
                     <w:t xml:space="preserve">−6  </w:t>
@@ -817,7 +821,7 @@
                     <w:rPr>
                       <w:rFonts w:ascii="Avenir Next" w:hAnsi="Avenir Next" w:cs="Avenir Next" w:eastAsia="Avenir Next"/>
                       <w:color w:val="1A1A1A"/>
-                      <w:sz w:val="20"/>
+                      <w:sz w:val="22"/>
                       <w:szCs w:val="20"/>
                     </w:rPr>
                     <w:t xml:space="preserve">  −11</w:t>
@@ -842,7 +846,7 @@
                       <w:rFonts w:ascii="Avenir Next" w:hAnsi="Avenir Next" w:cs="Avenir Next" w:eastAsia="Avenir Next"/>
                       <w:b/>
                       <w:color w:val="003A70"/>
-                      <w:sz w:val="20"/>
+                      <w:sz w:val="22"/>
                       <w:szCs w:val="20"/>
                     </w:rPr>
                     <w:t xml:space="preserve">b.</w:t>
@@ -860,7 +864,7 @@
                     <w:rPr>
                       <w:rFonts w:ascii="Avenir Next" w:hAnsi="Avenir Next" w:cs="Avenir Next" w:eastAsia="Avenir Next"/>
                       <w:color w:val="1A1A1A"/>
-                      <w:sz w:val="20"/>
+                      <w:sz w:val="22"/>
                       <w:szCs w:val="20"/>
                     </w:rPr>
                     <w:t xml:space="preserve">−3.75  </w:t>
@@ -879,7 +883,7 @@
                     <w:rPr>
                       <w:rFonts w:ascii="Avenir Next" w:hAnsi="Avenir Next" w:cs="Avenir Next" w:eastAsia="Avenir Next"/>
                       <w:color w:val="1A1A1A"/>
-                      <w:sz w:val="20"/>
+                      <w:sz w:val="22"/>
                       <w:szCs w:val="20"/>
                     </w:rPr>
                     <w:t xml:space="preserve">  2.25</w:t>
@@ -910,7 +914,7 @@
                       <w:rFonts w:ascii="Avenir Next" w:hAnsi="Avenir Next" w:cs="Avenir Next" w:eastAsia="Avenir Next"/>
                       <w:b/>
                       <w:color w:val="003A70"/>
-                      <w:sz w:val="20"/>
+                      <w:sz w:val="22"/>
                       <w:szCs w:val="20"/>
                     </w:rPr>
                     <w:t xml:space="preserve">c.</w:t>
@@ -928,7 +932,7 @@
                     <w:rPr>
                       <w:rFonts w:ascii="Avenir Next" w:hAnsi="Avenir Next" w:cs="Avenir Next" w:eastAsia="Avenir Next"/>
                       <w:color w:val="1A1A1A"/>
-                      <w:sz w:val="20"/>
+                      <w:sz w:val="22"/>
                       <w:szCs w:val="20"/>
                     </w:rPr>
                     <w:t xml:space="preserve">−9  </w:t>
@@ -947,7 +951,7 @@
                     <w:rPr>
                       <w:rFonts w:ascii="Avenir Next" w:hAnsi="Avenir Next" w:cs="Avenir Next" w:eastAsia="Avenir Next"/>
                       <w:color w:val="1A1A1A"/>
-                      <w:sz w:val="20"/>
+                      <w:sz w:val="22"/>
                       <w:szCs w:val="20"/>
                     </w:rPr>
                     <w:t xml:space="preserve">  −1</w:t>
@@ -972,7 +976,7 @@
                       <w:rFonts w:ascii="Avenir Next" w:hAnsi="Avenir Next" w:cs="Avenir Next" w:eastAsia="Avenir Next"/>
                       <w:b/>
                       <w:color w:val="003A70"/>
-                      <w:sz w:val="20"/>
+                      <w:sz w:val="22"/>
                       <w:szCs w:val="20"/>
                     </w:rPr>
                     <w:t xml:space="preserve">d.</w:t>
@@ -990,7 +994,7 @@
                     <w:rPr>
                       <w:rFonts w:ascii="Avenir Next" w:hAnsi="Avenir Next" w:cs="Avenir Next" w:eastAsia="Avenir Next"/>
                       <w:color w:val="1A1A1A"/>
-                      <w:sz w:val="20"/>
+                      <w:sz w:val="22"/>
                       <w:szCs w:val="20"/>
                     </w:rPr>
                     <w:t xml:space="preserve">0  </w:t>
@@ -1009,7 +1013,7 @@
                     <w:rPr>
                       <w:rFonts w:ascii="Avenir Next" w:hAnsi="Avenir Next" w:cs="Avenir Next" w:eastAsia="Avenir Next"/>
                       <w:color w:val="1A1A1A"/>
-                      <w:sz w:val="20"/>
+                      <w:sz w:val="22"/>
                       <w:szCs w:val="20"/>
                     </w:rPr>
                     <w:t xml:space="preserve">  −7</w:t>
@@ -1020,7 +1024,7 @@
           </w:tbl>
           <w:p>
             <w:pPr>
-              <w:spacing w:before="0" w:after="0" w:line="24" w:lineRule="auto"/>
+              <w:spacing w:before="0" w:after="0" w:line="50" w:lineRule="exact"/>
             </w:pPr>
           </w:p>
         </w:tc>
@@ -1028,12 +1032,12 @@
     </w:tbl>
     <w:p>
       <w:pPr>
-        <w:spacing w:before="0" w:after="0" w:line="20" w:lineRule="exact"/>
+        <w:spacing w:before="0" w:after="0" w:line="50" w:lineRule="exact"/>
       </w:pPr>
     </w:p>
     <w:p>
       <w:pPr>
-        <w:spacing w:before="0" w:after="0" w:line="20" w:lineRule="exact"/>
+        <w:spacing w:before="0" w:after="0" w:line="50" w:lineRule="exact"/>
       </w:pPr>
     </w:p>
     <w:tbl>
@@ -1083,18 +1087,18 @@
                 <w:rFonts w:ascii="Avenir Next" w:hAnsi="Avenir Next" w:cs="Avenir Next" w:eastAsia="Avenir Next"/>
                 <w:b/>
                 <w:color w:val="1A1A1A"/>
+                <w:sz w:val="22"/>
+                <w:szCs w:val="20"/>
+              </w:rPr>
+              <w:t xml:space="preserve">2.</w:t>
+            </w:r>
+            <w:r>
+              <w:rPr>
+                <w:rFonts w:ascii="Avenir Next" w:hAnsi="Avenir Next" w:cs="Avenir Next" w:eastAsia="Avenir Next"/>
+                <w:color w:val="1A1A1A"/>
                 <w:sz w:val="20"/>
                 <w:szCs w:val="20"/>
               </w:rPr>
-              <w:t xml:space="preserve">2.</w:t>
-            </w:r>
-            <w:r>
-              <w:rPr>
-                <w:rFonts w:ascii="Avenir Next" w:hAnsi="Avenir Next" w:cs="Avenir Next" w:eastAsia="Avenir Next"/>
-                <w:color w:val="1A1A1A"/>
-                <w:sz w:val="20"/>
-                <w:szCs w:val="20"/>
-              </w:rPr>
               <w:tab/>
             </w:r>
             <w:r>
@@ -1102,7 +1106,7 @@
                 <w:rFonts w:ascii="Avenir Next" w:hAnsi="Avenir Next" w:cs="Avenir Next" w:eastAsia="Avenir Next"/>
                 <w:b/>
                 <w:color w:val="1A1A1A"/>
-                <w:sz w:val="20"/>
+                <w:sz w:val="22"/>
                 <w:szCs w:val="20"/>
               </w:rPr>
               <w:t xml:space="preserve">Trivia Scores.  </w:t>
@@ -1111,7 +1115,7 @@
               <w:rPr>
                 <w:rFonts w:ascii="Avenir Next" w:hAnsi="Avenir Next" w:cs="Avenir Next" w:eastAsia="Avenir Next"/>
                 <w:color w:val="1A1A1A"/>
-                <w:sz w:val="20"/>
+                <w:sz w:val="22"/>
                 <w:szCs w:val="20"/>
               </w:rPr>
               <w:t xml:space="preserve">Scores: Maya −8, Eli 4, Nora −3, Caleb 0.</w:t>
@@ -1128,7 +1132,7 @@
                 <w:rFonts w:ascii="Avenir Next" w:hAnsi="Avenir Next" w:cs="Avenir Next" w:eastAsia="Avenir Next"/>
                 <w:b/>
                 <w:color w:val="003A70"/>
-                <w:sz w:val="17"/>
+                <w:sz w:val="22"/>
                 <w:szCs w:val="17"/>
               </w:rPr>
               <w:t xml:space="preserve">Hint  </w:t>
@@ -1138,7 +1142,7 @@
                 <w:rFonts w:ascii="Avenir Next" w:hAnsi="Avenir Next" w:cs="Avenir Next" w:eastAsia="Avenir Next"/>
                 <w:i/>
                 <w:color w:val="5A5F66"/>
-                <w:sz w:val="17"/>
+                <w:sz w:val="22"/>
                 <w:szCs w:val="17"/>
               </w:rPr>
               <w:t xml:space="preserve">The score farthest right is greatest.</w:t>
@@ -1154,7 +1158,7 @@
               <w:drawing>
                 <wp:inline distT="0" distB="0" distL="0" distR="0">
                   <wp:extent cx="5120640" cy="566928"/>
-                  <wp:docPr id="1" name="Figure 1"/>
+                  <wp:docPr id="1" name="Figure 1" descr="Number line from -10 to 6, ticks every 1."/>
                   <a:graphic xmlns:a="http://schemas.openxmlformats.org/drawingml/2006/main">
                     <a:graphicData uri="http://schemas.openxmlformats.org/drawingml/2006/picture">
                       <pic:pic xmlns:pic="http://schemas.openxmlformats.org/drawingml/2006/picture">
@@ -1198,25 +1202,25 @@
                 <w:rFonts w:ascii="Avenir Next" w:hAnsi="Avenir Next" w:cs="Avenir Next" w:eastAsia="Avenir Next"/>
                 <w:b/>
                 <w:color w:val="003A70"/>
+                <w:sz w:val="22"/>
+                <w:szCs w:val="20"/>
+              </w:rPr>
+              <w:t xml:space="preserve">a.</w:t>
+            </w:r>
+            <w:r>
+              <w:rPr>
+                <w:rFonts w:ascii="Avenir Next" w:hAnsi="Avenir Next" w:cs="Avenir Next" w:eastAsia="Avenir Next"/>
+                <w:color w:val="1A1A1A"/>
                 <w:sz w:val="20"/>
                 <w:szCs w:val="20"/>
               </w:rPr>
-              <w:t xml:space="preserve">a.</w:t>
-            </w:r>
-            <w:r>
-              <w:rPr>
-                <w:rFonts w:ascii="Avenir Next" w:hAnsi="Avenir Next" w:cs="Avenir Next" w:eastAsia="Avenir Next"/>
-                <w:color w:val="1A1A1A"/>
-                <w:sz w:val="20"/>
-                <w:szCs w:val="20"/>
-              </w:rPr>
               <w:tab/>
             </w:r>
             <w:r>
               <w:rPr>
                 <w:rFonts w:ascii="Avenir Next" w:hAnsi="Avenir Next" w:cs="Avenir Next" w:eastAsia="Avenir Next"/>
                 <w:color w:val="1A1A1A"/>
-                <w:sz w:val="20"/>
+                <w:sz w:val="22"/>
                 <w:szCs w:val="20"/>
               </w:rPr>
               <w:t xml:space="preserve">Plot and label all four scores.</w:t>
@@ -1236,25 +1240,25 @@
                 <w:rFonts w:ascii="Avenir Next" w:hAnsi="Avenir Next" w:cs="Avenir Next" w:eastAsia="Avenir Next"/>
                 <w:b/>
                 <w:color w:val="003A70"/>
+                <w:sz w:val="22"/>
+                <w:szCs w:val="20"/>
+              </w:rPr>
+              <w:t xml:space="preserve">b.</w:t>
+            </w:r>
+            <w:r>
+              <w:rPr>
+                <w:rFonts w:ascii="Avenir Next" w:hAnsi="Avenir Next" w:cs="Avenir Next" w:eastAsia="Avenir Next"/>
+                <w:color w:val="1A1A1A"/>
                 <w:sz w:val="20"/>
                 <w:szCs w:val="20"/>
               </w:rPr>
-              <w:t xml:space="preserve">b.</w:t>
-            </w:r>
-            <w:r>
-              <w:rPr>
-                <w:rFonts w:ascii="Avenir Next" w:hAnsi="Avenir Next" w:cs="Avenir Next" w:eastAsia="Avenir Next"/>
-                <w:color w:val="1A1A1A"/>
-                <w:sz w:val="20"/>
-                <w:szCs w:val="20"/>
-              </w:rPr>
               <w:tab/>
             </w:r>
             <w:r>
               <w:rPr>
                 <w:rFonts w:ascii="Avenir Next" w:hAnsi="Avenir Next" w:cs="Avenir Next" w:eastAsia="Avenir Next"/>
                 <w:color w:val="1A1A1A"/>
-                <w:sz w:val="20"/>
+                <w:sz w:val="22"/>
                 <w:szCs w:val="20"/>
               </w:rPr>
               <w:t xml:space="preserve">Compare Nora and Maya using &gt;.</w:t>
@@ -1293,10 +1297,28 @@
                 <w:rFonts w:ascii="Avenir Next" w:hAnsi="Avenir Next" w:cs="Avenir Next" w:eastAsia="Avenir Next"/>
                 <w:b/>
                 <w:color w:val="003A70"/>
+                <w:sz w:val="22"/>
+                <w:szCs w:val="20"/>
+              </w:rPr>
+              <w:t xml:space="preserve">c.</w:t>
+            </w:r>
+            <w:r>
+              <w:rPr>
+                <w:rFonts w:ascii="Avenir Next" w:hAnsi="Avenir Next" w:cs="Avenir Next" w:eastAsia="Avenir Next"/>
+                <w:color w:val="1A1A1A"/>
                 <w:sz w:val="20"/>
                 <w:szCs w:val="20"/>
               </w:rPr>
-              <w:t xml:space="preserve">c.</w:t>
+              <w:tab/>
+            </w:r>
+            <w:r>
+              <w:rPr>
+                <w:rFonts w:ascii="Avenir Next" w:hAnsi="Avenir Next" w:cs="Avenir Next" w:eastAsia="Avenir Next"/>
+                <w:color w:val="1A1A1A"/>
+                <w:sz w:val="22"/>
+                <w:szCs w:val="20"/>
+              </w:rPr>
+              <w:t xml:space="preserve">Greatest score </w:t>
             </w:r>
             <w:r>
               <w:rPr>
@@ -1304,24 +1326,6 @@
                 <w:color w:val="1A1A1A"/>
                 <w:sz w:val="20"/>
                 <w:szCs w:val="20"/>
-              </w:rPr>
-              <w:tab/>
-            </w:r>
-            <w:r>
-              <w:rPr>
-                <w:rFonts w:ascii="Avenir Next" w:hAnsi="Avenir Next" w:cs="Avenir Next" w:eastAsia="Avenir Next"/>
-                <w:color w:val="1A1A1A"/>
-                <w:sz w:val="20"/>
-                <w:szCs w:val="20"/>
-              </w:rPr>
-              <w:t xml:space="preserve">Greatest score </w:t>
-            </w:r>
-            <w:r>
-              <w:rPr>
-                <w:rFonts w:ascii="Avenir Next" w:hAnsi="Avenir Next" w:cs="Avenir Next" w:eastAsia="Avenir Next"/>
-                <w:color w:val="1A1A1A"/>
-                <w:sz w:val="20"/>
-                <w:szCs w:val="20"/>
                 <w:u w:val="single"/>
               </w:rPr>
               <w:t xml:space="preserve">      </w:t>
@@ -1330,7 +1334,7 @@
               <w:rPr>
                 <w:rFonts w:ascii="Avenir Next" w:hAnsi="Avenir Next" w:cs="Avenir Next" w:eastAsia="Avenir Next"/>
                 <w:color w:val="1A1A1A"/>
-                <w:sz w:val="20"/>
+                <w:sz w:val="22"/>
                 <w:szCs w:val="20"/>
               </w:rPr>
               <w:t xml:space="preserve"> Least score </w:t>
@@ -1351,12 +1355,12 @@
     </w:tbl>
     <w:p>
       <w:pPr>
-        <w:spacing w:before="0" w:after="0" w:line="20" w:lineRule="exact"/>
+        <w:spacing w:before="0" w:after="0" w:line="50" w:lineRule="exact"/>
       </w:pPr>
     </w:p>
     <w:p>
       <w:pPr>
-        <w:spacing w:before="0" w:after="0" w:line="20" w:lineRule="exact"/>
+        <w:spacing w:before="0" w:after="0" w:line="50" w:lineRule="exact"/>
       </w:pPr>
     </w:p>
     <w:tbl>
@@ -1407,18 +1411,18 @@
                 <w:rFonts w:ascii="Avenir Next" w:hAnsi="Avenir Next" w:cs="Avenir Next" w:eastAsia="Avenir Next"/>
                 <w:b/>
                 <w:color w:val="1A1A1A"/>
+                <w:sz w:val="22"/>
+                <w:szCs w:val="20"/>
+              </w:rPr>
+              <w:t xml:space="preserve">3.</w:t>
+            </w:r>
+            <w:r>
+              <w:rPr>
+                <w:rFonts w:ascii="Avenir Next" w:hAnsi="Avenir Next" w:cs="Avenir Next" w:eastAsia="Avenir Next"/>
+                <w:color w:val="1A1A1A"/>
                 <w:sz w:val="20"/>
                 <w:szCs w:val="20"/>
               </w:rPr>
-              <w:t xml:space="preserve">3.</w:t>
-            </w:r>
-            <w:r>
-              <w:rPr>
-                <w:rFonts w:ascii="Avenir Next" w:hAnsi="Avenir Next" w:cs="Avenir Next" w:eastAsia="Avenir Next"/>
-                <w:color w:val="1A1A1A"/>
-                <w:sz w:val="20"/>
-                <w:szCs w:val="20"/>
-              </w:rPr>
               <w:tab/>
             </w:r>
             <w:r>
@@ -1426,7 +1430,7 @@
                 <w:rFonts w:ascii="Avenir Next" w:hAnsi="Avenir Next" w:cs="Avenir Next" w:eastAsia="Avenir Next"/>
                 <w:b/>
                 <w:color w:val="1A1A1A"/>
-                <w:sz w:val="20"/>
+                <w:sz w:val="22"/>
                 <w:szCs w:val="20"/>
               </w:rPr>
               <w:t xml:space="preserve">Two Accounts.  </w:t>
@@ -1435,7 +1439,7 @@
               <w:rPr>
                 <w:rFonts w:ascii="Avenir Next" w:hAnsi="Avenir Next" w:cs="Avenir Next" w:eastAsia="Avenir Next"/>
                 <w:color w:val="1A1A1A"/>
-                <w:sz w:val="20"/>
+                <w:sz w:val="22"/>
                 <w:szCs w:val="20"/>
               </w:rPr>
               <w:t xml:space="preserve">One account ended at −28 dollars. Another ended at −53 dollars. Which balance is greater?</w:t>
@@ -1452,7 +1456,7 @@
                 <w:rFonts w:ascii="Avenir Next" w:hAnsi="Avenir Next" w:cs="Avenir Next" w:eastAsia="Avenir Next"/>
                 <w:b/>
                 <w:color w:val="003A70"/>
-                <w:sz w:val="17"/>
+                <w:sz w:val="22"/>
                 <w:szCs w:val="17"/>
               </w:rPr>
               <w:t xml:space="preserve">Hint  </w:t>
@@ -1462,7 +1466,7 @@
                 <w:rFonts w:ascii="Avenir Next" w:hAnsi="Avenir Next" w:cs="Avenir Next" w:eastAsia="Avenir Next"/>
                 <w:i/>
                 <w:color w:val="5A5F66"/>
-                <w:sz w:val="17"/>
+                <w:sz w:val="22"/>
                 <w:szCs w:val="17"/>
               </w:rPr>
               <w:t xml:space="preserve">Which is closer to 0?</w:t>
@@ -1470,7 +1474,7 @@
           </w:p>
           <w:p>
             <w:pPr>
-              <w:spacing w:before="0" w:after="0" w:line="60" w:lineRule="auto"/>
+              <w:spacing w:before="0" w:after="0" w:line="50" w:lineRule="exact"/>
             </w:pPr>
           </w:p>
           <w:tbl>
@@ -1539,7 +1543,7 @@
                 <w:rFonts w:ascii="Avenir Next" w:hAnsi="Avenir Next" w:cs="Avenir Next" w:eastAsia="Avenir Next"/>
                 <w:b/>
                 <w:color w:val="1A1A1A"/>
-                <w:sz w:val="18"/>
+                <w:sz w:val="22"/>
                 <w:szCs w:val="18"/>
               </w:rPr>
               <w:t xml:space="preserve">Greater</w:t>
@@ -1574,18 +1578,18 @@
                 <w:rFonts w:ascii="Avenir Next" w:hAnsi="Avenir Next" w:cs="Avenir Next" w:eastAsia="Avenir Next"/>
                 <w:b/>
                 <w:color w:val="1A1A1A"/>
+                <w:sz w:val="22"/>
+                <w:szCs w:val="20"/>
+              </w:rPr>
+              <w:t xml:space="preserve">4.</w:t>
+            </w:r>
+            <w:r>
+              <w:rPr>
+                <w:rFonts w:ascii="Avenir Next" w:hAnsi="Avenir Next" w:cs="Avenir Next" w:eastAsia="Avenir Next"/>
+                <w:color w:val="1A1A1A"/>
                 <w:sz w:val="20"/>
                 <w:szCs w:val="20"/>
               </w:rPr>
-              <w:t xml:space="preserve">4.</w:t>
-            </w:r>
-            <w:r>
-              <w:rPr>
-                <w:rFonts w:ascii="Avenir Next" w:hAnsi="Avenir Next" w:cs="Avenir Next" w:eastAsia="Avenir Next"/>
-                <w:color w:val="1A1A1A"/>
-                <w:sz w:val="20"/>
-                <w:szCs w:val="20"/>
-              </w:rPr>
               <w:tab/>
             </w:r>
             <w:r>
@@ -1593,7 +1597,7 @@
                 <w:rFonts w:ascii="Avenir Next" w:hAnsi="Avenir Next" w:cs="Avenir Next" w:eastAsia="Avenir Next"/>
                 <w:b/>
                 <w:color w:val="1A1A1A"/>
-                <w:sz w:val="20"/>
+                <w:sz w:val="22"/>
                 <w:szCs w:val="20"/>
               </w:rPr>
               <w:t xml:space="preserve">Freezer Check.  </w:t>
@@ -1602,7 +1606,7 @@
               <w:rPr>
                 <w:rFonts w:ascii="Avenir Next" w:hAnsi="Avenir Next" w:cs="Avenir Next" w:eastAsia="Avenir Next"/>
                 <w:color w:val="1A1A1A"/>
-                <w:sz w:val="20"/>
+                <w:sz w:val="22"/>
                 <w:szCs w:val="20"/>
               </w:rPr>
               <w:t xml:space="preserve">One freezer holds at −21 degrees. Another holds at 3 degrees. Which reading is colder?</w:t>
@@ -1610,7 +1614,7 @@
           </w:p>
           <w:p>
             <w:pPr>
-              <w:spacing w:before="0" w:after="0" w:line="60" w:lineRule="auto"/>
+              <w:spacing w:before="0" w:after="0" w:line="50" w:lineRule="exact"/>
             </w:pPr>
           </w:p>
           <w:tbl>
@@ -1679,7 +1683,7 @@
                 <w:rFonts w:ascii="Avenir Next" w:hAnsi="Avenir Next" w:cs="Avenir Next" w:eastAsia="Avenir Next"/>
                 <w:b/>
                 <w:color w:val="1A1A1A"/>
-                <w:sz w:val="18"/>
+                <w:sz w:val="22"/>
                 <w:szCs w:val="18"/>
               </w:rPr>
               <w:t xml:space="preserve">Colder</w:t>
@@ -1699,12 +1703,12 @@
     </w:tbl>
     <w:p>
       <w:pPr>
-        <w:spacing w:before="0" w:after="0" w:line="20" w:lineRule="exact"/>
+        <w:spacing w:before="0" w:after="0" w:line="50" w:lineRule="exact"/>
       </w:pPr>
     </w:p>
     <w:p>
       <w:pPr>
-        <w:spacing w:before="0" w:after="0" w:line="20" w:lineRule="exact"/>
+        <w:spacing w:before="0" w:after="0" w:line="50" w:lineRule="exact"/>
       </w:pPr>
     </w:p>
     <w:tbl>
@@ -1754,18 +1758,18 @@
                 <w:rFonts w:ascii="Avenir Next" w:hAnsi="Avenir Next" w:cs="Avenir Next" w:eastAsia="Avenir Next"/>
                 <w:b/>
                 <w:color w:val="1A1A1A"/>
+                <w:sz w:val="22"/>
+                <w:szCs w:val="20"/>
+              </w:rPr>
+              <w:t xml:space="preserve">5.</w:t>
+            </w:r>
+            <w:r>
+              <w:rPr>
+                <w:rFonts w:ascii="Avenir Next" w:hAnsi="Avenir Next" w:cs="Avenir Next" w:eastAsia="Avenir Next"/>
+                <w:color w:val="1A1A1A"/>
                 <w:sz w:val="20"/>
                 <w:szCs w:val="20"/>
               </w:rPr>
-              <w:t xml:space="preserve">5.</w:t>
-            </w:r>
-            <w:r>
-              <w:rPr>
-                <w:rFonts w:ascii="Avenir Next" w:hAnsi="Avenir Next" w:cs="Avenir Next" w:eastAsia="Avenir Next"/>
-                <w:color w:val="1A1A1A"/>
-                <w:sz w:val="20"/>
-                <w:szCs w:val="20"/>
-              </w:rPr>
               <w:tab/>
             </w:r>
             <w:r>
@@ -1773,7 +1777,7 @@
                 <w:rFonts w:ascii="Avenir Next" w:hAnsi="Avenir Next" w:cs="Avenir Next" w:eastAsia="Avenir Next"/>
                 <w:b/>
                 <w:color w:val="1A1A1A"/>
-                <w:sz w:val="20"/>
+                <w:sz w:val="22"/>
                 <w:szCs w:val="20"/>
               </w:rPr>
               <w:t xml:space="preserve">Two Cave Floors.  </w:t>
@@ -1782,7 +1786,7 @@
               <w:rPr>
                 <w:rFonts w:ascii="Avenir Next" w:hAnsi="Avenir Next" w:cs="Avenir Next" w:eastAsia="Avenir Next"/>
                 <w:color w:val="1A1A1A"/>
-                <w:sz w:val="20"/>
+                <w:sz w:val="22"/>
                 <w:szCs w:val="20"/>
               </w:rPr>
               <w:t xml:space="preserve">Cave A has a floor at −13 m. Cave B has a floor at −31 m. Write a comparison using &lt; or &gt;. Which cave is deeper?</w:t>
@@ -1799,7 +1803,7 @@
                 <w:rFonts w:ascii="Avenir Next" w:hAnsi="Avenir Next" w:cs="Avenir Next" w:eastAsia="Avenir Next"/>
                 <w:b/>
                 <w:color w:val="003A70"/>
-                <w:sz w:val="17"/>
+                <w:sz w:val="22"/>
                 <w:szCs w:val="17"/>
               </w:rPr>
               <w:t xml:space="preserve">Hint  </w:t>
@@ -1809,7 +1813,7 @@
                 <w:rFonts w:ascii="Avenir Next" w:hAnsi="Avenir Next" w:cs="Avenir Next" w:eastAsia="Avenir Next"/>
                 <w:i/>
                 <w:color w:val="5A5F66"/>
-                <w:sz w:val="17"/>
+                <w:sz w:val="22"/>
                 <w:szCs w:val="17"/>
               </w:rPr>
               <w:t xml:space="preserve">The deeper floor is farther left.</w:t>
@@ -1828,7 +1832,7 @@
                 <w:rFonts w:ascii="Avenir Next" w:hAnsi="Avenir Next" w:cs="Avenir Next" w:eastAsia="Avenir Next"/>
                 <w:b/>
                 <w:color w:val="1A1A1A"/>
-                <w:sz w:val="18"/>
+                <w:sz w:val="22"/>
                 <w:szCs w:val="18"/>
               </w:rPr>
               <w:t xml:space="preserve">Deeper</w:t>
@@ -1848,12 +1852,12 @@
     </w:tbl>
     <w:p>
       <w:pPr>
-        <w:spacing w:before="0" w:after="0" w:line="20" w:lineRule="exact"/>
+        <w:spacing w:before="0" w:after="0" w:line="50" w:lineRule="exact"/>
       </w:pPr>
     </w:p>
     <w:p>
       <w:pPr>
-        <w:spacing w:before="0" w:after="0" w:line="20" w:lineRule="exact"/>
+        <w:spacing w:before="0" w:after="0" w:line="50" w:lineRule="exact"/>
       </w:pPr>
     </w:p>
     <w:tbl>
@@ -1903,18 +1907,18 @@
                 <w:rFonts w:ascii="Avenir Next" w:hAnsi="Avenir Next" w:cs="Avenir Next" w:eastAsia="Avenir Next"/>
                 <w:b/>
                 <w:color w:val="1A1A1A"/>
+                <w:sz w:val="22"/>
+                <w:szCs w:val="20"/>
+              </w:rPr>
+              <w:t xml:space="preserve">6.</w:t>
+            </w:r>
+            <w:r>
+              <w:rPr>
+                <w:rFonts w:ascii="Avenir Next" w:hAnsi="Avenir Next" w:cs="Avenir Next" w:eastAsia="Avenir Next"/>
+                <w:color w:val="1A1A1A"/>
                 <w:sz w:val="20"/>
                 <w:szCs w:val="20"/>
               </w:rPr>
-              <w:t xml:space="preserve">6.</w:t>
-            </w:r>
-            <w:r>
-              <w:rPr>
-                <w:rFonts w:ascii="Avenir Next" w:hAnsi="Avenir Next" w:cs="Avenir Next" w:eastAsia="Avenir Next"/>
-                <w:color w:val="1A1A1A"/>
-                <w:sz w:val="20"/>
-                <w:szCs w:val="20"/>
-              </w:rPr>
               <w:tab/>
             </w:r>
             <w:r>
@@ -1922,7 +1926,7 @@
                 <w:rFonts w:ascii="Avenir Next" w:hAnsi="Avenir Next" w:cs="Avenir Next" w:eastAsia="Avenir Next"/>
                 <w:b/>
                 <w:color w:val="1A1A1A"/>
-                <w:sz w:val="20"/>
+                <w:sz w:val="22"/>
                 <w:szCs w:val="20"/>
               </w:rPr>
               <w:t xml:space="preserve">Eighths.  </w:t>
@@ -1931,7 +1935,7 @@
               <w:rPr>
                 <w:rFonts w:ascii="Avenir Next" w:hAnsi="Avenir Next" w:cs="Avenir Next" w:eastAsia="Avenir Next"/>
                 <w:color w:val="1A1A1A"/>
-                <w:sz w:val="20"/>
+                <w:sz w:val="22"/>
                 <w:szCs w:val="20"/>
               </w:rPr>
               <w:t xml:space="preserve">Plot −5/8 and −3/8. Which number is greater?</w:t>
@@ -1947,7 +1951,7 @@
               <w:drawing>
                 <wp:inline distT="0" distB="0" distL="0" distR="0">
                   <wp:extent cx="5120640" cy="566928"/>
-                  <wp:docPr id="2" name="Figure 2"/>
+                  <wp:docPr id="2" name="Figure 2" descr="Number line from -1 to 0, ticks every 0.125. Labels: -1, −1, -0.75, −3/4, -0.5, −1/2, -0.25, −1/4, 0, 0."/>
                   <a:graphic xmlns:a="http://schemas.openxmlformats.org/drawingml/2006/main">
                     <a:graphicData uri="http://schemas.openxmlformats.org/drawingml/2006/picture">
                       <pic:pic xmlns:pic="http://schemas.openxmlformats.org/drawingml/2006/picture">
@@ -1990,7 +1994,7 @@
                 <w:rFonts w:ascii="Avenir Next" w:hAnsi="Avenir Next" w:cs="Avenir Next" w:eastAsia="Avenir Next"/>
                 <w:b/>
                 <w:color w:val="1A1A1A"/>
-                <w:sz w:val="18"/>
+                <w:sz w:val="22"/>
                 <w:szCs w:val="18"/>
               </w:rPr>
               <w:t xml:space="preserve">Greater</w:t>
@@ -2010,12 +2014,12 @@
     </w:tbl>
     <w:p>
       <w:pPr>
-        <w:spacing w:before="0" w:after="0" w:line="20" w:lineRule="exact"/>
+        <w:spacing w:before="0" w:after="0" w:line="50" w:lineRule="exact"/>
       </w:pPr>
     </w:p>
     <w:p>
       <w:pPr>
-        <w:spacing w:before="0" w:after="0" w:line="20" w:lineRule="exact"/>
+        <w:spacing w:before="0" w:after="0" w:line="50" w:lineRule="exact"/>
       </w:pPr>
     </w:p>
     <w:tbl>
@@ -2065,18 +2069,18 @@
                 <w:rFonts w:ascii="Avenir Next" w:hAnsi="Avenir Next" w:cs="Avenir Next" w:eastAsia="Avenir Next"/>
                 <w:b/>
                 <w:color w:val="1A1A1A"/>
+                <w:sz w:val="22"/>
+                <w:szCs w:val="20"/>
+              </w:rPr>
+              <w:t xml:space="preserve">7.</w:t>
+            </w:r>
+            <w:r>
+              <w:rPr>
+                <w:rFonts w:ascii="Avenir Next" w:hAnsi="Avenir Next" w:cs="Avenir Next" w:eastAsia="Avenir Next"/>
+                <w:color w:val="1A1A1A"/>
                 <w:sz w:val="20"/>
                 <w:szCs w:val="20"/>
               </w:rPr>
-              <w:t xml:space="preserve">7.</w:t>
-            </w:r>
-            <w:r>
-              <w:rPr>
-                <w:rFonts w:ascii="Avenir Next" w:hAnsi="Avenir Next" w:cs="Avenir Next" w:eastAsia="Avenir Next"/>
-                <w:color w:val="1A1A1A"/>
-                <w:sz w:val="20"/>
-                <w:szCs w:val="20"/>
-              </w:rPr>
               <w:tab/>
             </w:r>
             <w:r>
@@ -2084,7 +2088,7 @@
                 <w:rFonts w:ascii="Avenir Next" w:hAnsi="Avenir Next" w:cs="Avenir Next" w:eastAsia="Avenir Next"/>
                 <w:b/>
                 <w:color w:val="1A1A1A"/>
-                <w:sz w:val="20"/>
+                <w:sz w:val="22"/>
                 <w:szCs w:val="20"/>
               </w:rPr>
               <w:t xml:space="preserve">Kofi’s Claim.  </w:t>
@@ -2093,7 +2097,7 @@
               <w:rPr>
                 <w:rFonts w:ascii="Avenir Next" w:hAnsi="Avenir Next" w:cs="Avenir Next" w:eastAsia="Avenir Next"/>
                 <w:color w:val="1A1A1A"/>
-                <w:sz w:val="20"/>
+                <w:sz w:val="22"/>
                 <w:szCs w:val="20"/>
               </w:rPr>
               <w:t xml:space="preserve">Kofi says −0.7 &gt; −0.07 because seven tenths is more than seven hundredths. Is he right? Which number is greater?</w:t>
@@ -2110,7 +2114,7 @@
                 <w:rFonts w:ascii="Avenir Next" w:hAnsi="Avenir Next" w:cs="Avenir Next" w:eastAsia="Avenir Next"/>
                 <w:b/>
                 <w:color w:val="003A70"/>
-                <w:sz w:val="17"/>
+                <w:sz w:val="22"/>
                 <w:szCs w:val="17"/>
               </w:rPr>
               <w:t xml:space="preserve">Hint  </w:t>
@@ -2120,7 +2124,7 @@
                 <w:rFonts w:ascii="Avenir Next" w:hAnsi="Avenir Next" w:cs="Avenir Next" w:eastAsia="Avenir Next"/>
                 <w:i/>
                 <w:color w:val="5A5F66"/>
-                <w:sz w:val="17"/>
+                <w:sz w:val="22"/>
                 <w:szCs w:val="17"/>
               </w:rPr>
               <w:t xml:space="preserve">Write −0.7 as −0.70.</w:t>
@@ -2128,7 +2132,7 @@
           </w:p>
           <w:p>
             <w:pPr>
-              <w:spacing w:before="0" w:after="0" w:line="60" w:lineRule="auto"/>
+              <w:spacing w:before="0" w:after="0" w:line="50" w:lineRule="exact"/>
             </w:pPr>
           </w:p>
           <w:tbl>
@@ -2197,7 +2201,7 @@
                 <w:rFonts w:ascii="Avenir Next" w:hAnsi="Avenir Next" w:cs="Avenir Next" w:eastAsia="Avenir Next"/>
                 <w:b/>
                 <w:color w:val="1A1A1A"/>
-                <w:sz w:val="18"/>
+                <w:sz w:val="22"/>
                 <w:szCs w:val="18"/>
               </w:rPr>
               <w:t xml:space="preserve">Greater</w:t>
@@ -2217,12 +2221,12 @@
     </w:tbl>
     <w:p>
       <w:pPr>
-        <w:spacing w:before="0" w:after="0" w:line="20" w:lineRule="exact"/>
+        <w:spacing w:before="0" w:after="0" w:line="50" w:lineRule="exact"/>
       </w:pPr>
     </w:p>
     <w:p>
       <w:pPr>
-        <w:spacing w:before="0" w:after="0" w:line="20" w:lineRule="exact"/>
+        <w:spacing w:before="0" w:after="0" w:line="50" w:lineRule="exact"/>
       </w:pPr>
     </w:p>
     <w:tbl>
@@ -2272,18 +2276,18 @@
                 <w:rFonts w:ascii="Avenir Next" w:hAnsi="Avenir Next" w:cs="Avenir Next" w:eastAsia="Avenir Next"/>
                 <w:b/>
                 <w:color w:val="1A1A1A"/>
+                <w:sz w:val="22"/>
+                <w:szCs w:val="20"/>
+              </w:rPr>
+              <w:t xml:space="preserve">8.</w:t>
+            </w:r>
+            <w:r>
+              <w:rPr>
+                <w:rFonts w:ascii="Avenir Next" w:hAnsi="Avenir Next" w:cs="Avenir Next" w:eastAsia="Avenir Next"/>
+                <w:color w:val="1A1A1A"/>
                 <w:sz w:val="20"/>
                 <w:szCs w:val="20"/>
               </w:rPr>
-              <w:t xml:space="preserve">8.</w:t>
-            </w:r>
-            <w:r>
-              <w:rPr>
-                <w:rFonts w:ascii="Avenir Next" w:hAnsi="Avenir Next" w:cs="Avenir Next" w:eastAsia="Avenir Next"/>
-                <w:color w:val="1A1A1A"/>
-                <w:sz w:val="20"/>
-                <w:szCs w:val="20"/>
-              </w:rPr>
               <w:tab/>
             </w:r>
             <w:r>
@@ -2291,7 +2295,7 @@
                 <w:rFonts w:ascii="Avenir Next" w:hAnsi="Avenir Next" w:cs="Avenir Next" w:eastAsia="Avenir Next"/>
                 <w:b/>
                 <w:color w:val="1A1A1A"/>
-                <w:sz w:val="20"/>
+                <w:sz w:val="22"/>
                 <w:szCs w:val="20"/>
               </w:rPr>
               <w:t xml:space="preserve">Three Accounts.  </w:t>
@@ -2300,7 +2304,7 @@
               <w:rPr>
                 <w:rFonts w:ascii="Avenir Next" w:hAnsi="Avenir Next" w:cs="Avenir Next" w:eastAsia="Avenir Next"/>
                 <w:color w:val="1A1A1A"/>
-                <w:sz w:val="20"/>
+                <w:sz w:val="22"/>
                 <w:szCs w:val="20"/>
               </w:rPr>
               <w:t xml:space="preserve">Three accounts hold −60, 15, and −9 dollars.</w:t>
@@ -2320,25 +2324,25 @@
                 <w:rFonts w:ascii="Avenir Next" w:hAnsi="Avenir Next" w:cs="Avenir Next" w:eastAsia="Avenir Next"/>
                 <w:b/>
                 <w:color w:val="003A70"/>
+                <w:sz w:val="22"/>
+                <w:szCs w:val="20"/>
+              </w:rPr>
+              <w:t xml:space="preserve">a.</w:t>
+            </w:r>
+            <w:r>
+              <w:rPr>
+                <w:rFonts w:ascii="Avenir Next" w:hAnsi="Avenir Next" w:cs="Avenir Next" w:eastAsia="Avenir Next"/>
+                <w:color w:val="1A1A1A"/>
                 <w:sz w:val="20"/>
                 <w:szCs w:val="20"/>
               </w:rPr>
-              <w:t xml:space="preserve">a.</w:t>
-            </w:r>
-            <w:r>
-              <w:rPr>
-                <w:rFonts w:ascii="Avenir Next" w:hAnsi="Avenir Next" w:cs="Avenir Next" w:eastAsia="Avenir Next"/>
-                <w:color w:val="1A1A1A"/>
-                <w:sz w:val="20"/>
-                <w:szCs w:val="20"/>
-              </w:rPr>
               <w:tab/>
             </w:r>
             <w:r>
               <w:rPr>
                 <w:rFonts w:ascii="Avenir Next" w:hAnsi="Avenir Next" w:cs="Avenir Next" w:eastAsia="Avenir Next"/>
                 <w:color w:val="1A1A1A"/>
-                <w:sz w:val="20"/>
+                <w:sz w:val="22"/>
                 <w:szCs w:val="20"/>
               </w:rPr>
               <w:t xml:space="preserve">Order the balances from least to greatest.</w:t>
@@ -2377,25 +2381,25 @@
                 <w:rFonts w:ascii="Avenir Next" w:hAnsi="Avenir Next" w:cs="Avenir Next" w:eastAsia="Avenir Next"/>
                 <w:b/>
                 <w:color w:val="003A70"/>
+                <w:sz w:val="22"/>
+                <w:szCs w:val="20"/>
+              </w:rPr>
+              <w:t xml:space="preserve">b.</w:t>
+            </w:r>
+            <w:r>
+              <w:rPr>
+                <w:rFonts w:ascii="Avenir Next" w:hAnsi="Avenir Next" w:cs="Avenir Next" w:eastAsia="Avenir Next"/>
+                <w:color w:val="1A1A1A"/>
                 <w:sz w:val="20"/>
                 <w:szCs w:val="20"/>
               </w:rPr>
-              <w:t xml:space="preserve">b.</w:t>
-            </w:r>
-            <w:r>
-              <w:rPr>
-                <w:rFonts w:ascii="Avenir Next" w:hAnsi="Avenir Next" w:cs="Avenir Next" w:eastAsia="Avenir Next"/>
-                <w:color w:val="1A1A1A"/>
-                <w:sz w:val="20"/>
-                <w:szCs w:val="20"/>
-              </w:rPr>
               <w:tab/>
             </w:r>
             <w:r>
               <w:rPr>
                 <w:rFonts w:ascii="Avenir Next" w:hAnsi="Avenir Next" w:cs="Avenir Next" w:eastAsia="Avenir Next"/>
                 <w:color w:val="1A1A1A"/>
-                <w:sz w:val="20"/>
+                <w:sz w:val="22"/>
                 <w:szCs w:val="20"/>
               </w:rPr>
               <w:t xml:space="preserve">Which balance has the largest absolute value?</w:t>
@@ -2434,10 +2438,28 @@
                 <w:rFonts w:ascii="Avenir Next" w:hAnsi="Avenir Next" w:cs="Avenir Next" w:eastAsia="Avenir Next"/>
                 <w:b/>
                 <w:color w:val="003A70"/>
+                <w:sz w:val="22"/>
+                <w:szCs w:val="20"/>
+              </w:rPr>
+              <w:t xml:space="preserve">c.</w:t>
+            </w:r>
+            <w:r>
+              <w:rPr>
+                <w:rFonts w:ascii="Avenir Next" w:hAnsi="Avenir Next" w:cs="Avenir Next" w:eastAsia="Avenir Next"/>
+                <w:color w:val="1A1A1A"/>
                 <w:sz w:val="20"/>
                 <w:szCs w:val="20"/>
               </w:rPr>
-              <w:t xml:space="preserve">c.</w:t>
+              <w:tab/>
+            </w:r>
+            <w:r>
+              <w:rPr>
+                <w:rFonts w:ascii="Avenir Next" w:hAnsi="Avenir Next" w:cs="Avenir Next" w:eastAsia="Avenir Next"/>
+                <w:color w:val="1A1A1A"/>
+                <w:sz w:val="22"/>
+                <w:szCs w:val="20"/>
+              </w:rPr>
+              <w:t xml:space="preserve">Why is that balance not the greatest?</w:t>
             </w:r>
             <w:r>
               <w:rPr>
@@ -2446,7 +2468,7 @@
                 <w:sz w:val="20"/>
                 <w:szCs w:val="20"/>
               </w:rPr>
-              <w:tab/>
+              <w:t xml:space="preserve">  </w:t>
             </w:r>
             <w:r>
               <w:rPr>
@@ -2454,24 +2476,6 @@
                 <w:color w:val="1A1A1A"/>
                 <w:sz w:val="20"/>
                 <w:szCs w:val="20"/>
-              </w:rPr>
-              <w:t xml:space="preserve">Why is that balance not the greatest?</w:t>
-            </w:r>
-            <w:r>
-              <w:rPr>
-                <w:rFonts w:ascii="Avenir Next" w:hAnsi="Avenir Next" w:cs="Avenir Next" w:eastAsia="Avenir Next"/>
-                <w:color w:val="1A1A1A"/>
-                <w:sz w:val="20"/>
-                <w:szCs w:val="20"/>
-              </w:rPr>
-              <w:t xml:space="preserve">  </w:t>
-            </w:r>
-            <w:r>
-              <w:rPr>
-                <w:rFonts w:ascii="Avenir Next" w:hAnsi="Avenir Next" w:cs="Avenir Next" w:eastAsia="Avenir Next"/>
-                <w:color w:val="1A1A1A"/>
-                <w:sz w:val="20"/>
-                <w:szCs w:val="20"/>
                 <w:u w:val="single"/>
               </w:rPr>
               <w:t xml:space="preserve">                      </w:t>
@@ -2479,7 +2483,7 @@
           </w:p>
           <w:p>
             <w:pPr>
-              <w:spacing w:before="0" w:after="0" w:line="60" w:lineRule="auto"/>
+              <w:spacing w:before="0" w:after="0" w:line="50" w:lineRule="exact"/>
             </w:pPr>
           </w:p>
           <w:tbl>
@@ -2537,7 +2541,7 @@
           </w:tbl>
           <w:p>
             <w:pPr>
-              <w:spacing w:before="0" w:after="0" w:line="24" w:lineRule="auto"/>
+              <w:spacing w:before="0" w:after="0" w:line="50" w:lineRule="exact"/>
             </w:pPr>
           </w:p>
         </w:tc>
@@ -2545,11 +2549,12 @@
     </w:tbl>
     <w:p>
       <w:pPr>
-        <w:spacing w:before="0" w:after="0" w:line="20" w:lineRule="exact"/>
+        <w:spacing w:before="0" w:after="0" w:line="50" w:lineRule="exact"/>
       </w:pPr>
     </w:p>
     <w:p>
       <w:pPr>
+        <w:pStyle w:val="Heading2"/>
         <w:keepNext/>
         <w:pBdr>
           <w:bottom w:val="single" w:sz="8" w:space="3" w:color="003A70"/>
@@ -2565,7 +2570,7 @@
           <w:b/>
           <w:color w:val="003A70"/>
           <w:spacing w:val="14"/>
-          <w:sz w:val="19"/>
+          <w:sz w:val="22"/>
           <w:szCs w:val="19"/>
         </w:rPr>
         <w:t xml:space="preserve">FIND THE ERROR</w:t>
@@ -2584,7 +2589,7 @@
           <w:rFonts w:ascii="Avenir Next" w:hAnsi="Avenir Next" w:cs="Avenir Next" w:eastAsia="Avenir Next"/>
           <w:i/>
           <w:color w:val="5A5F66"/>
-          <w:sz w:val="17"/>
+          <w:sz w:val="22"/>
           <w:szCs w:val="17"/>
         </w:rPr>
         <w:t xml:space="preserve">explain the mistake, then fix it</w:t>
@@ -2592,7 +2597,7 @@
     </w:p>
     <w:p>
       <w:pPr>
-        <w:spacing w:before="0" w:after="0" w:line="20" w:lineRule="exact"/>
+        <w:spacing w:before="0" w:after="0" w:line="50" w:lineRule="exact"/>
       </w:pPr>
     </w:p>
     <w:tbl>
@@ -2642,18 +2647,18 @@
                 <w:rFonts w:ascii="Avenir Next" w:hAnsi="Avenir Next" w:cs="Avenir Next" w:eastAsia="Avenir Next"/>
                 <w:b/>
                 <w:color w:val="1A1A1A"/>
+                <w:sz w:val="22"/>
+                <w:szCs w:val="20"/>
+              </w:rPr>
+              <w:t xml:space="preserve">9.</w:t>
+            </w:r>
+            <w:r>
+              <w:rPr>
+                <w:rFonts w:ascii="Avenir Next" w:hAnsi="Avenir Next" w:cs="Avenir Next" w:eastAsia="Avenir Next"/>
+                <w:color w:val="1A1A1A"/>
                 <w:sz w:val="20"/>
                 <w:szCs w:val="20"/>
               </w:rPr>
-              <w:t xml:space="preserve">9.</w:t>
-            </w:r>
-            <w:r>
-              <w:rPr>
-                <w:rFonts w:ascii="Avenir Next" w:hAnsi="Avenir Next" w:cs="Avenir Next" w:eastAsia="Avenir Next"/>
-                <w:color w:val="1A1A1A"/>
-                <w:sz w:val="20"/>
-                <w:szCs w:val="20"/>
-              </w:rPr>
               <w:tab/>
             </w:r>
             <w:r>
@@ -2661,7 +2666,7 @@
                 <w:rFonts w:ascii="Avenir Next" w:hAnsi="Avenir Next" w:cs="Avenir Next" w:eastAsia="Avenir Next"/>
                 <w:b/>
                 <w:color w:val="1A1A1A"/>
-                <w:sz w:val="20"/>
+                <w:sz w:val="22"/>
                 <w:szCs w:val="20"/>
               </w:rPr>
               <w:t xml:space="preserve">Owen’s Work.  </w:t>
@@ -2670,7 +2675,7 @@
               <w:rPr>
                 <w:rFonts w:ascii="Avenir Next" w:hAnsi="Avenir Next" w:cs="Avenir Next" w:eastAsia="Avenir Next"/>
                 <w:color w:val="1A1A1A"/>
-                <w:sz w:val="20"/>
+                <w:sz w:val="22"/>
                 <w:szCs w:val="20"/>
               </w:rPr>
               <w:t xml:space="preserve">Owen wrote −22 &gt; −7. He said 22 comes after 7 when you count, so −22 must be greater. Explain his mistake. Then write the correct comparison.</w:t>
@@ -2716,7 +2721,7 @@
                 </w:tcPr>
                 <w:p>
                   <w:pPr>
-                    <w:spacing w:before="0" w:after="0" w:line="240" w:lineRule="auto"/>
+                    <w:spacing w:before="0" w:after="0" w:line="50" w:lineRule="exact"/>
                   </w:pPr>
                 </w:p>
               </w:tc>
@@ -2736,7 +2741,7 @@
                 </w:tcPr>
                 <w:p>
                   <w:pPr>
-                    <w:spacing w:before="0" w:after="0" w:line="240" w:lineRule="auto"/>
+                    <w:spacing w:before="0" w:after="0" w:line="50" w:lineRule="exact"/>
                   </w:pPr>
                 </w:p>
               </w:tc>
@@ -2744,7 +2749,7 @@
           </w:tbl>
           <w:p>
             <w:pPr>
-              <w:spacing w:before="0" w:after="0" w:line="24" w:lineRule="auto"/>
+              <w:spacing w:before="0" w:after="0" w:line="50" w:lineRule="exact"/>
             </w:pPr>
           </w:p>
         </w:tc>
@@ -2752,11 +2757,12 @@
     </w:tbl>
     <w:p>
       <w:pPr>
-        <w:spacing w:before="0" w:after="0" w:line="20" w:lineRule="exact"/>
+        <w:spacing w:before="0" w:after="0" w:line="50" w:lineRule="exact"/>
       </w:pPr>
     </w:p>
     <w:p>
       <w:pPr>
+        <w:pStyle w:val="Heading2"/>
         <w:keepNext/>
         <w:pBdr>
           <w:bottom w:val="single" w:sz="8" w:space="3" w:color="003A70"/>
@@ -2772,7 +2778,7 @@
           <w:b/>
           <w:color w:val="003A70"/>
           <w:spacing w:val="14"/>
-          <w:sz w:val="19"/>
+          <w:sz w:val="22"/>
           <w:szCs w:val="19"/>
         </w:rPr>
         <w:t xml:space="preserve">TEST PRACTICE</w:t>
@@ -2791,7 +2797,7 @@
           <w:rFonts w:ascii="Avenir Next" w:hAnsi="Avenir Next" w:cs="Avenir Next" w:eastAsia="Avenir Next"/>
           <w:i/>
           <w:color w:val="5A5F66"/>
-          <w:sz w:val="17"/>
+          <w:sz w:val="22"/>
           <w:szCs w:val="17"/>
         </w:rPr>
         <w:t xml:space="preserve">choose the best answer</w:t>
@@ -2799,7 +2805,7 @@
     </w:p>
     <w:p>
       <w:pPr>
-        <w:spacing w:before="0" w:after="0" w:line="20" w:lineRule="exact"/>
+        <w:spacing w:before="0" w:after="0" w:line="50" w:lineRule="exact"/>
       </w:pPr>
     </w:p>
     <w:tbl>
@@ -2849,10 +2855,28 @@
                 <w:rFonts w:ascii="Avenir Next" w:hAnsi="Avenir Next" w:cs="Avenir Next" w:eastAsia="Avenir Next"/>
                 <w:b/>
                 <w:color w:val="1A1A1A"/>
+                <w:sz w:val="22"/>
+                <w:szCs w:val="20"/>
+              </w:rPr>
+              <w:t xml:space="preserve">10.</w:t>
+            </w:r>
+            <w:r>
+              <w:rPr>
+                <w:rFonts w:ascii="Avenir Next" w:hAnsi="Avenir Next" w:cs="Avenir Next" w:eastAsia="Avenir Next"/>
+                <w:color w:val="1A1A1A"/>
                 <w:sz w:val="20"/>
                 <w:szCs w:val="20"/>
               </w:rPr>
-              <w:t xml:space="preserve">10.</w:t>
+              <w:tab/>
+            </w:r>
+            <w:r>
+              <w:rPr>
+                <w:rFonts w:ascii="Avenir Next" w:hAnsi="Avenir Next" w:cs="Avenir Next" w:eastAsia="Avenir Next"/>
+                <w:color w:val="1A1A1A"/>
+                <w:sz w:val="22"/>
+                <w:szCs w:val="20"/>
+              </w:rPr>
+              <w:t xml:space="preserve">Which symbol makes 0 </w:t>
             </w:r>
             <w:r>
               <w:rPr>
@@ -2860,24 +2884,6 @@
                 <w:color w:val="1A1A1A"/>
                 <w:sz w:val="20"/>
                 <w:szCs w:val="20"/>
-              </w:rPr>
-              <w:tab/>
-            </w:r>
-            <w:r>
-              <w:rPr>
-                <w:rFonts w:ascii="Avenir Next" w:hAnsi="Avenir Next" w:cs="Avenir Next" w:eastAsia="Avenir Next"/>
-                <w:color w:val="1A1A1A"/>
-                <w:sz w:val="20"/>
-                <w:szCs w:val="20"/>
-              </w:rPr>
-              <w:t xml:space="preserve">Which symbol makes 0 </w:t>
-            </w:r>
-            <w:r>
-              <w:rPr>
-                <w:rFonts w:ascii="Avenir Next" w:hAnsi="Avenir Next" w:cs="Avenir Next" w:eastAsia="Avenir Next"/>
-                <w:color w:val="1A1A1A"/>
-                <w:sz w:val="20"/>
-                <w:szCs w:val="20"/>
                 <w:u w:val="single"/>
               </w:rPr>
               <w:t xml:space="preserve">      </w:t>
@@ -2886,7 +2892,7 @@
               <w:rPr>
                 <w:rFonts w:ascii="Avenir Next" w:hAnsi="Avenir Next" w:cs="Avenir Next" w:eastAsia="Avenir Next"/>
                 <w:color w:val="1A1A1A"/>
-                <w:sz w:val="20"/>
+                <w:sz w:val="22"/>
                 <w:szCs w:val="20"/>
               </w:rPr>
               <w:t xml:space="preserve"> −4 true?</w:t>
@@ -2942,7 +2948,7 @@
                       <w:rFonts w:ascii="Avenir Next" w:hAnsi="Avenir Next" w:cs="Avenir Next" w:eastAsia="Avenir Next"/>
                       <w:b/>
                       <w:color w:val="003A70"/>
-                      <w:sz w:val="19"/>
+                      <w:sz w:val="22"/>
                       <w:szCs w:val="19"/>
                     </w:rPr>
                     <w:t xml:space="preserve">A</w:t>
@@ -2960,7 +2966,7 @@
                     <w:rPr>
                       <w:rFonts w:ascii="Avenir Next" w:hAnsi="Avenir Next" w:cs="Avenir Next" w:eastAsia="Avenir Next"/>
                       <w:color w:val="1A1A1A"/>
-                      <w:sz w:val="19"/>
+                      <w:sz w:val="22"/>
                       <w:szCs w:val="19"/>
                     </w:rPr>
                     <w:t xml:space="preserve">&lt;</w:t>
@@ -2985,7 +2991,7 @@
                       <w:rFonts w:ascii="Avenir Next" w:hAnsi="Avenir Next" w:cs="Avenir Next" w:eastAsia="Avenir Next"/>
                       <w:b/>
                       <w:color w:val="003A70"/>
-                      <w:sz w:val="19"/>
+                      <w:sz w:val="22"/>
                       <w:szCs w:val="19"/>
                     </w:rPr>
                     <w:t xml:space="preserve">B</w:t>
@@ -3003,7 +3009,7 @@
                     <w:rPr>
                       <w:rFonts w:ascii="Avenir Next" w:hAnsi="Avenir Next" w:cs="Avenir Next" w:eastAsia="Avenir Next"/>
                       <w:color w:val="1A1A1A"/>
-                      <w:sz w:val="19"/>
+                      <w:sz w:val="22"/>
                       <w:szCs w:val="19"/>
                     </w:rPr>
                     <w:t xml:space="preserve">&gt;</w:t>
@@ -3028,7 +3034,7 @@
                       <w:rFonts w:ascii="Avenir Next" w:hAnsi="Avenir Next" w:cs="Avenir Next" w:eastAsia="Avenir Next"/>
                       <w:b/>
                       <w:color w:val="003A70"/>
-                      <w:sz w:val="19"/>
+                      <w:sz w:val="22"/>
                       <w:szCs w:val="19"/>
                     </w:rPr>
                     <w:t xml:space="preserve">C</w:t>
@@ -3046,7 +3052,7 @@
                     <w:rPr>
                       <w:rFonts w:ascii="Avenir Next" w:hAnsi="Avenir Next" w:cs="Avenir Next" w:eastAsia="Avenir Next"/>
                       <w:color w:val="1A1A1A"/>
-                      <w:sz w:val="19"/>
+                      <w:sz w:val="22"/>
                       <w:szCs w:val="19"/>
                     </w:rPr>
                     <w:t xml:space="preserve">=</w:t>
@@ -3071,7 +3077,7 @@
                       <w:rFonts w:ascii="Avenir Next" w:hAnsi="Avenir Next" w:cs="Avenir Next" w:eastAsia="Avenir Next"/>
                       <w:b/>
                       <w:color w:val="003A70"/>
-                      <w:sz w:val="19"/>
+                      <w:sz w:val="22"/>
                       <w:szCs w:val="19"/>
                     </w:rPr>
                     <w:t xml:space="preserve">D</w:t>
@@ -3089,7 +3095,7 @@
                     <w:rPr>
                       <w:rFonts w:ascii="Avenir Next" w:hAnsi="Avenir Next" w:cs="Avenir Next" w:eastAsia="Avenir Next"/>
                       <w:color w:val="1A1A1A"/>
-                      <w:sz w:val="19"/>
+                      <w:sz w:val="22"/>
                       <w:szCs w:val="19"/>
                     </w:rPr>
                     <w:t xml:space="preserve">none of these</w:t>
@@ -3100,7 +3106,7 @@
           </w:tbl>
           <w:p>
             <w:pPr>
-              <w:spacing w:before="0" w:after="0" w:line="24" w:lineRule="auto"/>
+              <w:spacing w:before="0" w:after="0" w:line="50" w:lineRule="exact"/>
             </w:pPr>
           </w:p>
         </w:tc>
@@ -3108,12 +3114,12 @@
     </w:tbl>
     <w:p>
       <w:pPr>
-        <w:spacing w:before="0" w:after="0" w:line="20" w:lineRule="exact"/>
+        <w:spacing w:before="0" w:after="0" w:line="50" w:lineRule="exact"/>
       </w:pPr>
     </w:p>
     <w:p>
       <w:pPr>
-        <w:spacing w:before="0" w:after="0" w:line="20" w:lineRule="exact"/>
+        <w:spacing w:before="0" w:after="0" w:line="50" w:lineRule="exact"/>
       </w:pPr>
     </w:p>
     <w:tbl>
@@ -3163,25 +3169,25 @@
                 <w:rFonts w:ascii="Avenir Next" w:hAnsi="Avenir Next" w:cs="Avenir Next" w:eastAsia="Avenir Next"/>
                 <w:b/>
                 <w:color w:val="1A1A1A"/>
+                <w:sz w:val="22"/>
+                <w:szCs w:val="20"/>
+              </w:rPr>
+              <w:t xml:space="preserve">11.</w:t>
+            </w:r>
+            <w:r>
+              <w:rPr>
+                <w:rFonts w:ascii="Avenir Next" w:hAnsi="Avenir Next" w:cs="Avenir Next" w:eastAsia="Avenir Next"/>
+                <w:color w:val="1A1A1A"/>
                 <w:sz w:val="20"/>
                 <w:szCs w:val="20"/>
               </w:rPr>
-              <w:t xml:space="preserve">11.</w:t>
-            </w:r>
-            <w:r>
-              <w:rPr>
-                <w:rFonts w:ascii="Avenir Next" w:hAnsi="Avenir Next" w:cs="Avenir Next" w:eastAsia="Avenir Next"/>
-                <w:color w:val="1A1A1A"/>
-                <w:sz w:val="20"/>
-                <w:szCs w:val="20"/>
-              </w:rPr>
               <w:tab/>
             </w:r>
             <w:r>
               <w:rPr>
                 <w:rFonts w:ascii="Avenir Next" w:hAnsi="Avenir Next" w:cs="Avenir Next" w:eastAsia="Avenir Next"/>
                 <w:color w:val="1A1A1A"/>
-                <w:sz w:val="20"/>
+                <w:sz w:val="22"/>
                 <w:szCs w:val="20"/>
               </w:rPr>
               <w:t xml:space="preserve">Which number is greatest?</w:t>
@@ -3237,7 +3243,7 @@
                       <w:rFonts w:ascii="Avenir Next" w:hAnsi="Avenir Next" w:cs="Avenir Next" w:eastAsia="Avenir Next"/>
                       <w:b/>
                       <w:color w:val="003A70"/>
-                      <w:sz w:val="19"/>
+                      <w:sz w:val="22"/>
                       <w:szCs w:val="19"/>
                     </w:rPr>
                     <w:t xml:space="preserve">A</w:t>
@@ -3255,7 +3261,7 @@
                     <w:rPr>
                       <w:rFonts w:ascii="Avenir Next" w:hAnsi="Avenir Next" w:cs="Avenir Next" w:eastAsia="Avenir Next"/>
                       <w:color w:val="1A1A1A"/>
-                      <w:sz w:val="19"/>
+                      <w:sz w:val="22"/>
                       <w:szCs w:val="19"/>
                     </w:rPr>
                     <w:t xml:space="preserve">−12</w:t>
@@ -3280,7 +3286,7 @@
                       <w:rFonts w:ascii="Avenir Next" w:hAnsi="Avenir Next" w:cs="Avenir Next" w:eastAsia="Avenir Next"/>
                       <w:b/>
                       <w:color w:val="003A70"/>
-                      <w:sz w:val="19"/>
+                      <w:sz w:val="22"/>
                       <w:szCs w:val="19"/>
                     </w:rPr>
                     <w:t xml:space="preserve">B</w:t>
@@ -3298,7 +3304,7 @@
                     <w:rPr>
                       <w:rFonts w:ascii="Avenir Next" w:hAnsi="Avenir Next" w:cs="Avenir Next" w:eastAsia="Avenir Next"/>
                       <w:color w:val="1A1A1A"/>
-                      <w:sz w:val="19"/>
+                      <w:sz w:val="22"/>
                       <w:szCs w:val="19"/>
                     </w:rPr>
                     <w:t xml:space="preserve">−2</w:t>
@@ -3323,7 +3329,7 @@
                       <w:rFonts w:ascii="Avenir Next" w:hAnsi="Avenir Next" w:cs="Avenir Next" w:eastAsia="Avenir Next"/>
                       <w:b/>
                       <w:color w:val="003A70"/>
-                      <w:sz w:val="19"/>
+                      <w:sz w:val="22"/>
                       <w:szCs w:val="19"/>
                     </w:rPr>
                     <w:t xml:space="preserve">C</w:t>
@@ -3341,7 +3347,7 @@
                     <w:rPr>
                       <w:rFonts w:ascii="Avenir Next" w:hAnsi="Avenir Next" w:cs="Avenir Next" w:eastAsia="Avenir Next"/>
                       <w:color w:val="1A1A1A"/>
-                      <w:sz w:val="19"/>
+                      <w:sz w:val="22"/>
                       <w:szCs w:val="19"/>
                     </w:rPr>
                     <w:t xml:space="preserve">−20</w:t>
@@ -3366,7 +3372,7 @@
                       <w:rFonts w:ascii="Avenir Next" w:hAnsi="Avenir Next" w:cs="Avenir Next" w:eastAsia="Avenir Next"/>
                       <w:b/>
                       <w:color w:val="003A70"/>
-                      <w:sz w:val="19"/>
+                      <w:sz w:val="22"/>
                       <w:szCs w:val="19"/>
                     </w:rPr>
                     <w:t xml:space="preserve">D</w:t>
@@ -3384,7 +3390,7 @@
                     <w:rPr>
                       <w:rFonts w:ascii="Avenir Next" w:hAnsi="Avenir Next" w:cs="Avenir Next" w:eastAsia="Avenir Next"/>
                       <w:color w:val="1A1A1A"/>
-                      <w:sz w:val="19"/>
+                      <w:sz w:val="22"/>
                       <w:szCs w:val="19"/>
                     </w:rPr>
                     <w:t xml:space="preserve">−5</w:t>
@@ -3395,7 +3401,7 @@
           </w:tbl>
           <w:p>
             <w:pPr>
-              <w:spacing w:before="0" w:after="0" w:line="24" w:lineRule="auto"/>
+              <w:spacing w:before="0" w:after="0" w:line="50" w:lineRule="exact"/>
             </w:pPr>
           </w:p>
         </w:tc>
@@ -3403,11 +3409,12 @@
     </w:tbl>
     <w:p>
       <w:pPr>
-        <w:spacing w:before="0" w:after="0" w:line="20" w:lineRule="exact"/>
+        <w:spacing w:before="0" w:after="0" w:line="50" w:lineRule="exact"/>
       </w:pPr>
     </w:p>
     <w:p>
       <w:pPr>
+        <w:pStyle w:val="Heading2"/>
         <w:keepNext/>
         <w:pBdr>
           <w:bottom w:val="single" w:sz="8" w:space="3" w:color="003A70"/>
@@ -3423,7 +3430,7 @@
           <w:b/>
           <w:color w:val="003A70"/>
           <w:spacing w:val="14"/>
-          <w:sz w:val="19"/>
+          <w:sz w:val="22"/>
           <w:szCs w:val="19"/>
         </w:rPr>
         <w:t xml:space="preserve">SELF-CHECK CODE</w:t>
@@ -3442,7 +3449,7 @@
           <w:rFonts w:ascii="Avenir Next" w:hAnsi="Avenir Next" w:cs="Avenir Next" w:eastAsia="Avenir Next"/>
           <w:i/>
           <w:color w:val="5A5F66"/>
-          <w:sz w:val="17"/>
+          <w:sz w:val="22"/>
           <w:szCs w:val="17"/>
         </w:rPr>
         <w:t xml:space="preserve">find your answer · copy its letter into that problem’s box · spell a math word</w:t>
@@ -3501,7 +3508,7 @@
                 <w:rFonts w:ascii="Avenir Next" w:hAnsi="Avenir Next" w:cs="Avenir Next" w:eastAsia="Avenir Next"/>
                 <w:b/>
                 <w:color w:val="1A1A1A"/>
-                <w:sz w:val="18"/>
+                <w:sz w:val="22"/>
                 <w:szCs w:val="18"/>
               </w:rPr>
               <w:t xml:space="preserve">−5/8</w:t>
@@ -3517,7 +3524,7 @@
                 <w:rFonts w:ascii="Avenir Next" w:hAnsi="Avenir Next" w:cs="Avenir Next" w:eastAsia="Avenir Next"/>
                 <w:b/>
                 <w:color w:val="003A70"/>
-                <w:sz w:val="18"/>
+                <w:sz w:val="22"/>
                 <w:szCs w:val="18"/>
               </w:rPr>
               <w:t xml:space="preserve">Z</w:t>
@@ -3540,7 +3547,7 @@
                 <w:rFonts w:ascii="Avenir Next" w:hAnsi="Avenir Next" w:cs="Avenir Next" w:eastAsia="Avenir Next"/>
                 <w:b/>
                 <w:color w:val="1A1A1A"/>
-                <w:sz w:val="18"/>
+                <w:sz w:val="22"/>
                 <w:szCs w:val="18"/>
               </w:rPr>
               <w:t xml:space="preserve">−28</w:t>
@@ -3556,7 +3563,7 @@
                 <w:rFonts w:ascii="Avenir Next" w:hAnsi="Avenir Next" w:cs="Avenir Next" w:eastAsia="Avenir Next"/>
                 <w:b/>
                 <w:color w:val="003A70"/>
-                <w:sz w:val="18"/>
+                <w:sz w:val="22"/>
                 <w:szCs w:val="18"/>
               </w:rPr>
               <w:t xml:space="preserve">U</w:t>
@@ -3579,7 +3586,7 @@
                 <w:rFonts w:ascii="Avenir Next" w:hAnsi="Avenir Next" w:cs="Avenir Next" w:eastAsia="Avenir Next"/>
                 <w:b/>
                 <w:color w:val="1A1A1A"/>
-                <w:sz w:val="18"/>
+                <w:sz w:val="22"/>
                 <w:szCs w:val="18"/>
               </w:rPr>
               <w:t xml:space="preserve">−3/8</w:t>
@@ -3595,7 +3602,7 @@
                 <w:rFonts w:ascii="Avenir Next" w:hAnsi="Avenir Next" w:cs="Avenir Next" w:eastAsia="Avenir Next"/>
                 <w:b/>
                 <w:color w:val="003A70"/>
-                <w:sz w:val="18"/>
+                <w:sz w:val="22"/>
                 <w:szCs w:val="18"/>
               </w:rPr>
               <w:t xml:space="preserve">E</w:t>
@@ -3618,7 +3625,7 @@
                 <w:rFonts w:ascii="Avenir Next" w:hAnsi="Avenir Next" w:cs="Avenir Next" w:eastAsia="Avenir Next"/>
                 <w:b/>
                 <w:color w:val="1A1A1A"/>
-                <w:sz w:val="18"/>
+                <w:sz w:val="22"/>
                 <w:szCs w:val="18"/>
               </w:rPr>
               <w:t xml:space="preserve">−60</w:t>
@@ -3634,7 +3641,7 @@
                 <w:rFonts w:ascii="Avenir Next" w:hAnsi="Avenir Next" w:cs="Avenir Next" w:eastAsia="Avenir Next"/>
                 <w:b/>
                 <w:color w:val="003A70"/>
-                <w:sz w:val="18"/>
+                <w:sz w:val="22"/>
                 <w:szCs w:val="18"/>
               </w:rPr>
               <w:t xml:space="preserve">S</w:t>
@@ -3657,7 +3664,7 @@
                 <w:rFonts w:ascii="Avenir Next" w:hAnsi="Avenir Next" w:cs="Avenir Next" w:eastAsia="Avenir Next"/>
                 <w:b/>
                 <w:color w:val="1A1A1A"/>
-                <w:sz w:val="18"/>
+                <w:sz w:val="22"/>
                 <w:szCs w:val="18"/>
               </w:rPr>
               <w:t xml:space="preserve">−3 &gt; −8</w:t>
@@ -3673,7 +3680,7 @@
                 <w:rFonts w:ascii="Avenir Next" w:hAnsi="Avenir Next" w:cs="Avenir Next" w:eastAsia="Avenir Next"/>
                 <w:b/>
                 <w:color w:val="003A70"/>
-                <w:sz w:val="18"/>
+                <w:sz w:val="22"/>
                 <w:szCs w:val="18"/>
               </w:rPr>
               <w:t xml:space="preserve">N</w:t>
@@ -3696,7 +3703,7 @@
                 <w:rFonts w:ascii="Avenir Next" w:hAnsi="Avenir Next" w:cs="Avenir Next" w:eastAsia="Avenir Next"/>
                 <w:b/>
                 <w:color w:val="1A1A1A"/>
-                <w:sz w:val="18"/>
+                <w:sz w:val="22"/>
                 <w:szCs w:val="18"/>
               </w:rPr>
               <w:t xml:space="preserve">−21</w:t>
@@ -3712,7 +3719,7 @@
                 <w:rFonts w:ascii="Avenir Next" w:hAnsi="Avenir Next" w:cs="Avenir Next" w:eastAsia="Avenir Next"/>
                 <w:b/>
                 <w:color w:val="003A70"/>
-                <w:sz w:val="18"/>
+                <w:sz w:val="22"/>
                 <w:szCs w:val="18"/>
               </w:rPr>
               <w:t xml:space="preserve">M</w:t>
@@ -3735,7 +3742,7 @@
                 <w:rFonts w:ascii="Avenir Next" w:hAnsi="Avenir Next" w:cs="Avenir Next" w:eastAsia="Avenir Next"/>
                 <w:b/>
                 <w:color w:val="1A1A1A"/>
-                <w:sz w:val="18"/>
+                <w:sz w:val="22"/>
                 <w:szCs w:val="18"/>
               </w:rPr>
               <w:t xml:space="preserve">−53</w:t>
@@ -3751,7 +3758,7 @@
                 <w:rFonts w:ascii="Avenir Next" w:hAnsi="Avenir Next" w:cs="Avenir Next" w:eastAsia="Avenir Next"/>
                 <w:b/>
                 <w:color w:val="003A70"/>
-                <w:sz w:val="18"/>
+                <w:sz w:val="22"/>
                 <w:szCs w:val="18"/>
               </w:rPr>
               <w:t xml:space="preserve">Q</w:t>
@@ -3774,7 +3781,7 @@
                 <w:rFonts w:ascii="Avenir Next" w:hAnsi="Avenir Next" w:cs="Avenir Next" w:eastAsia="Avenir Next"/>
                 <w:b/>
                 <w:color w:val="1A1A1A"/>
-                <w:sz w:val="18"/>
+                <w:sz w:val="22"/>
                 <w:szCs w:val="18"/>
               </w:rPr>
               <w:t xml:space="preserve">Cave B</w:t>
@@ -3790,7 +3797,7 @@
                 <w:rFonts w:ascii="Avenir Next" w:hAnsi="Avenir Next" w:cs="Avenir Next" w:eastAsia="Avenir Next"/>
                 <w:b/>
                 <w:color w:val="003A70"/>
-                <w:sz w:val="18"/>
+                <w:sz w:val="22"/>
                 <w:szCs w:val="18"/>
               </w:rPr>
               <w:t xml:space="preserve">B</w:t>
@@ -3813,7 +3820,7 @@
                 <w:rFonts w:ascii="Avenir Next" w:hAnsi="Avenir Next" w:cs="Avenir Next" w:eastAsia="Avenir Next"/>
                 <w:b/>
                 <w:color w:val="1A1A1A"/>
-                <w:sz w:val="18"/>
+                <w:sz w:val="22"/>
                 <w:szCs w:val="18"/>
               </w:rPr>
               <w:t xml:space="preserve">−0.7</w:t>
@@ -3829,7 +3836,7 @@
                 <w:rFonts w:ascii="Avenir Next" w:hAnsi="Avenir Next" w:cs="Avenir Next" w:eastAsia="Avenir Next"/>
                 <w:b/>
                 <w:color w:val="003A70"/>
-                <w:sz w:val="18"/>
+                <w:sz w:val="22"/>
                 <w:szCs w:val="18"/>
               </w:rPr>
               <w:t xml:space="preserve">X</w:t>
@@ -3852,7 +3859,7 @@
                 <w:rFonts w:ascii="Avenir Next" w:hAnsi="Avenir Next" w:cs="Avenir Next" w:eastAsia="Avenir Next"/>
                 <w:b/>
                 <w:color w:val="1A1A1A"/>
-                <w:sz w:val="18"/>
+                <w:sz w:val="22"/>
                 <w:szCs w:val="18"/>
               </w:rPr>
               <w:t xml:space="preserve">−0.07</w:t>
@@ -3868,7 +3875,7 @@
                 <w:rFonts w:ascii="Avenir Next" w:hAnsi="Avenir Next" w:cs="Avenir Next" w:eastAsia="Avenir Next"/>
                 <w:b/>
                 <w:color w:val="003A70"/>
-                <w:sz w:val="18"/>
+                <w:sz w:val="22"/>
                 <w:szCs w:val="18"/>
               </w:rPr>
               <w:t xml:space="preserve">R</w:t>
@@ -3879,7 +3886,7 @@
     </w:tbl>
     <w:p>
       <w:pPr>
-        <w:spacing w:before="0" w:after="0" w:line="60" w:lineRule="auto"/>
+        <w:spacing w:before="0" w:after="0" w:line="50" w:lineRule="exact"/>
       </w:pPr>
     </w:p>
     <w:tbl>
@@ -4068,7 +4075,7 @@
     </w:tbl>
     <w:p>
       <w:pPr>
-        <w:spacing w:before="0" w:after="0" w:line="40" w:lineRule="auto"/>
+        <w:spacing w:before="0" w:after="0" w:line="50" w:lineRule="exact"/>
       </w:pPr>
     </w:p>
     <w:tbl>
@@ -4110,6 +4117,7 @@
           </w:tcPr>
           <w:p>
             <w:pPr>
+              <w:pStyle w:val="Heading2"/>
               <w:spacing w:before="0" w:after="0" w:line="240" w:lineRule="auto"/>
             </w:pPr>
             <w:r>
@@ -4147,7 +4155,7 @@
               <w:rPr>
                 <w:rFonts w:ascii="Avenir Next" w:hAnsi="Avenir Next" w:cs="Avenir Next" w:eastAsia="Avenir Next"/>
                 <w:color w:val="1A1A1A"/>
-                <w:sz w:val="17"/>
+                <w:sz w:val="22"/>
                 <w:szCs w:val="17"/>
               </w:rPr>
               <w:t xml:space="preserve">  I can do this on my own</w:t>
@@ -4176,7 +4184,7 @@
               <w:rPr>
                 <w:rFonts w:ascii="Avenir Next" w:hAnsi="Avenir Next" w:cs="Avenir Next" w:eastAsia="Avenir Next"/>
                 <w:color w:val="1A1A1A"/>
-                <w:sz w:val="17"/>
+                <w:sz w:val="22"/>
                 <w:szCs w:val="17"/>
               </w:rPr>
               <w:t xml:space="preserve">  I need a little help</w:t>
@@ -4205,7 +4213,7 @@
               <w:rPr>
                 <w:rFonts w:ascii="Avenir Next" w:hAnsi="Avenir Next" w:cs="Avenir Next" w:eastAsia="Avenir Next"/>
                 <w:color w:val="1A1A1A"/>
-                <w:sz w:val="17"/>
+                <w:sz w:val="22"/>
                 <w:szCs w:val="17"/>
               </w:rPr>
               <w:t xml:space="preserve">  I have a question about #</w:t>
@@ -4226,7 +4234,7 @@
     </w:tbl>
     <w:p>
       <w:pPr>
-        <w:spacing w:before="0" w:after="0" w:line="20" w:lineRule="exact"/>
+        <w:spacing w:before="0" w:after="0" w:line="50" w:lineRule="exact"/>
       </w:pPr>
     </w:p>
     <w:sectPr>
@@ -4312,7 +4320,106 @@
               <w:sz w:val="15"/>
               <w:szCs w:val="15"/>
             </w:rPr>
-            <w:t xml:space="preserve">Lesson 7-4  ·  Session 1  ·  Practice Form B</w:t>
+            <w:t xml:space="preserve">7-4 · Page </w:t>
+          </w:r>
+          <w:r>
+            <w:rPr>
+              <w:rFonts w:ascii="Avenir Next" w:hAnsi="Avenir Next" w:cs="Avenir Next" w:eastAsia="Avenir Next"/>
+              <w:color w:val="5A5F66"/>
+              <w:sz w:val="15"/>
+              <w:szCs w:val="15"/>
+            </w:rPr>
+            <w:fldChar w:fldCharType="begin"/>
+          </w:r>
+          <w:r>
+            <w:rPr>
+              <w:rFonts w:ascii="Avenir Next" w:hAnsi="Avenir Next" w:cs="Avenir Next" w:eastAsia="Avenir Next"/>
+              <w:color w:val="5A5F66"/>
+              <w:sz w:val="15"/>
+              <w:szCs w:val="15"/>
+            </w:rPr>
+            <w:instrText xml:space="preserve"> PAGE </w:instrText>
+          </w:r>
+          <w:r>
+            <w:rPr>
+              <w:rFonts w:ascii="Avenir Next" w:hAnsi="Avenir Next" w:cs="Avenir Next" w:eastAsia="Avenir Next"/>
+              <w:color w:val="5A5F66"/>
+              <w:sz w:val="15"/>
+              <w:szCs w:val="15"/>
+            </w:rPr>
+            <w:fldChar w:fldCharType="separate"/>
+          </w:r>
+          <w:r>
+            <w:rPr>
+              <w:rFonts w:ascii="Avenir Next" w:hAnsi="Avenir Next" w:cs="Avenir Next" w:eastAsia="Avenir Next"/>
+              <w:color w:val="5A5F66"/>
+              <w:sz w:val="15"/>
+              <w:szCs w:val="15"/>
+            </w:rPr>
+            <w:t xml:space="preserve">1</w:t>
+          </w:r>
+          <w:r>
+            <w:rPr>
+              <w:rFonts w:ascii="Avenir Next" w:hAnsi="Avenir Next" w:cs="Avenir Next" w:eastAsia="Avenir Next"/>
+              <w:color w:val="5A5F66"/>
+              <w:sz w:val="15"/>
+              <w:szCs w:val="15"/>
+            </w:rPr>
+            <w:fldChar w:fldCharType="end"/>
+          </w:r>
+          <w:r>
+            <w:rPr>
+              <w:rFonts w:ascii="Avenir Next" w:hAnsi="Avenir Next" w:cs="Avenir Next" w:eastAsia="Avenir Next"/>
+              <w:color w:val="5A5F66"/>
+              <w:sz w:val="15"/>
+              <w:szCs w:val="15"/>
+            </w:rPr>
+            <w:t xml:space="preserve"> of </w:t>
+          </w:r>
+          <w:r>
+            <w:rPr>
+              <w:rFonts w:ascii="Avenir Next" w:hAnsi="Avenir Next" w:cs="Avenir Next" w:eastAsia="Avenir Next"/>
+              <w:color w:val="5A5F66"/>
+              <w:sz w:val="15"/>
+              <w:szCs w:val="15"/>
+            </w:rPr>
+            <w:fldChar w:fldCharType="begin"/>
+          </w:r>
+          <w:r>
+            <w:rPr>
+              <w:rFonts w:ascii="Avenir Next" w:hAnsi="Avenir Next" w:cs="Avenir Next" w:eastAsia="Avenir Next"/>
+              <w:color w:val="5A5F66"/>
+              <w:sz w:val="15"/>
+              <w:szCs w:val="15"/>
+            </w:rPr>
+            <w:instrText xml:space="preserve"> NUMPAGES </w:instrText>
+          </w:r>
+          <w:r>
+            <w:rPr>
+              <w:rFonts w:ascii="Avenir Next" w:hAnsi="Avenir Next" w:cs="Avenir Next" w:eastAsia="Avenir Next"/>
+              <w:color w:val="5A5F66"/>
+              <w:sz w:val="15"/>
+              <w:szCs w:val="15"/>
+            </w:rPr>
+            <w:fldChar w:fldCharType="separate"/>
+          </w:r>
+          <w:r>
+            <w:rPr>
+              <w:rFonts w:ascii="Avenir Next" w:hAnsi="Avenir Next" w:cs="Avenir Next" w:eastAsia="Avenir Next"/>
+              <w:color w:val="5A5F66"/>
+              <w:sz w:val="15"/>
+              <w:szCs w:val="15"/>
+            </w:rPr>
+            <w:t xml:space="preserve">1</w:t>
+          </w:r>
+          <w:r>
+            <w:rPr>
+              <w:rFonts w:ascii="Avenir Next" w:hAnsi="Avenir Next" w:cs="Avenir Next" w:eastAsia="Avenir Next"/>
+              <w:color w:val="5A5F66"/>
+              <w:sz w:val="15"/>
+              <w:szCs w:val="15"/>
+            </w:rPr>
+            <w:fldChar w:fldCharType="end"/>
           </w:r>
         </w:p>
       </w:tc>
@@ -4355,5 +4462,23 @@
       </w:tblCellMar>
     </w:tblPr>
   </w:style>
+  <w:style w:type="paragraph" w:styleId="Heading1">
+    <w:name w:val="heading 1"/>
+    <w:basedOn w:val="Normal"/>
+    <w:pPr>
+      <w:outlineLvl w:val="0"/>
+      <w:keepNext w:val="0"/>
+      <w:keepLines w:val="0"/>
+    </w:pPr>
+  </w:style>
+  <w:style w:type="paragraph" w:styleId="Heading2">
+    <w:name w:val="heading 2"/>
+    <w:basedOn w:val="Normal"/>
+    <w:pPr>
+      <w:outlineLvl w:val="1"/>
+      <w:keepNext w:val="0"/>
+      <w:keepLines w:val="0"/>
+    </w:pPr>
+  </w:style>
 </w:styles>
 </file>